--- a/Knowledge/3-Work knowledge/1-Software Engineering/2-Testing/5-My Source/1-ISTQB Foundation Level/3-Static Testing/2-Manual Static Testing.docx
+++ b/Knowledge/3-Work knowledge/1-Software Engineering/2-Testing/5-My Source/1-ISTQB Foundation Level/3-Static Testing/2-Manual Static Testing.docx
@@ -29,51 +29,77 @@
       </w:pPr>
       <w:r>
         <w:rPr>
-          <w:b/>
-          <w:shd w:val="clear" w:color="auto" w:fill="B7B7B7"/>
-        </w:rPr>
-        <w:t># Source</w:t>
-      </w:r>
-      <w:r>
-        <w:rPr>
-          <w:shd w:val="clear" w:color="auto" w:fill="B7B7B7"/>
-        </w:rPr>
-        <w:t xml:space="preserve">: </w:t>
-      </w:r>
-      <w:r>
-        <w:rPr>
-          <w:b/>
-          <w:shd w:val="clear" w:color="auto" w:fill="B7B7B7"/>
-        </w:rPr>
-        <w:t xml:space="preserve">Chatgpt </w:t>
-      </w:r>
-      <w:r>
-        <w:rPr>
-          <w:b/>
-          <w:sz w:val="14"/>
-          <w:szCs w:val="14"/>
-          <w:shd w:val="clear" w:color="auto" w:fill="B7B7B7"/>
-        </w:rPr>
-        <w:t>(GPT</w:t>
-      </w:r>
-      <w:r>
-        <w:rPr>
-          <w:rFonts w:ascii="Cambria Math" w:hAnsi="Cambria Math" w:cs="Cambria Math"/>
-          <w:b/>
-          <w:sz w:val="14"/>
-          <w:szCs w:val="14"/>
-          <w:shd w:val="clear" w:color="auto" w:fill="B7B7B7"/>
+          <w:rFonts w:ascii="Arial" w:eastAsia="Arial" w:hAnsi="Arial" w:cs="Arial"/>
+          <w:b/>
+          <w:color w:val="000000"/>
+          <w:sz w:val="18"/>
+          <w:highlight w:val="lightGray"/>
+        </w:rPr>
+        <w:t># Source: AI Source: Provided by: [Data Path</w:t>
+      </w:r>
+      <w:r>
+        <w:rPr>
+          <w:rFonts w:ascii="Arial" w:eastAsia="Arial" w:hAnsi="Arial" w:cs="Arial"/>
+          <w:color w:val="000000"/>
+          <w:sz w:val="18"/>
+          <w:highlight w:val="lightGray"/>
+        </w:rPr>
+        <w:t xml:space="preserve">: Persons Table -&gt; ID Column: 1, Name_En Column: Motasem Essam] -&gt; </w:t>
+      </w:r>
+      <w:r>
+        <w:rPr>
+          <w:rFonts w:ascii="Arial" w:eastAsia="Arial" w:hAnsi="Arial" w:cs="Arial"/>
+          <w:b/>
+          <w:color w:val="000000"/>
+          <w:sz w:val="18"/>
+          <w:highlight w:val="lightGray"/>
+        </w:rPr>
+        <w:t>From:</w:t>
+      </w:r>
+      <w:r>
+        <w:rPr>
+          <w:rFonts w:ascii="Arial" w:eastAsia="Arial" w:hAnsi="Arial" w:cs="Arial"/>
+          <w:color w:val="000000"/>
+          <w:sz w:val="18"/>
+          <w:highlight w:val="lightGray"/>
+        </w:rPr>
+        <w:t xml:space="preserve"> [Chatgpt (GPT</w:t>
+      </w:r>
+      <w:r>
+        <w:rPr>
+          <w:rFonts w:ascii="Arial" w:eastAsia="Arial" w:hAnsi="Arial" w:cs="Cambria Math"/>
+          <w:color w:val="000000"/>
+          <w:sz w:val="18"/>
+          <w:highlight w:val="lightGray"/>
         </w:rPr>
         <w:t>‑</w:t>
       </w:r>
       <w:r>
         <w:rPr>
-          <w:b/>
-          <w:sz w:val="14"/>
-          <w:szCs w:val="14"/>
-          <w:shd w:val="clear" w:color="auto" w:fill="B7B7B7"/>
-        </w:rPr>
-        <w:t>5 Mini) at [8/14/2025]</w:t>
+          <w:rFonts w:ascii="Arial" w:eastAsia="Arial" w:hAnsi="Arial" w:cs="Arial"/>
+          <w:color w:val="000000"/>
+          <w:sz w:val="18"/>
+          <w:highlight w:val="lightGray"/>
+        </w:rPr>
+        <w:t xml:space="preserve">5 Mini)] </w:t>
+      </w:r>
+      <w:r>
+        <w:rPr>
+          <w:rFonts w:ascii="Arial" w:eastAsia="Arial" w:hAnsi="Arial" w:cs="Arial"/>
+          <w:b/>
+          <w:color w:val="000000"/>
+          <w:sz w:val="18"/>
+          <w:highlight w:val="lightGray"/>
+        </w:rPr>
+        <w:t>on</w:t>
+      </w:r>
+      <w:r>
+        <w:rPr>
+          <w:rFonts w:ascii="Arial" w:eastAsia="Arial" w:hAnsi="Arial"/>
+          <w:sz w:val="18"/>
+          <w:highlight w:val="lightGray"/>
+        </w:rPr>
+        <w:t xml:space="preserve"> [8/14/2025]</w:t>
       </w:r>
     </w:p>
     <w:p>
@@ -138,7 +164,7 @@
     </w:p>
     <w:p>
       <w:r>
-        <w:pict w14:anchorId="031FB274">
+        <w:pict w14:anchorId="5178669A">
           <v:rect id="_x0000_i1025" style="width:0;height:1.5pt" o:hralign="center" o:hrstd="t" o:hr="t" fillcolor="#a0a0a0" stroked="f"/>
         </w:pict>
       </w:r>
@@ -171,51 +197,77 @@
       </w:pPr>
       <w:r>
         <w:rPr>
-          <w:b/>
-          <w:shd w:val="clear" w:color="auto" w:fill="B7B7B7"/>
-        </w:rPr>
-        <w:t># Source</w:t>
-      </w:r>
-      <w:r>
-        <w:rPr>
-          <w:shd w:val="clear" w:color="auto" w:fill="B7B7B7"/>
-        </w:rPr>
-        <w:t xml:space="preserve">: </w:t>
-      </w:r>
-      <w:r>
-        <w:rPr>
-          <w:b/>
-          <w:shd w:val="clear" w:color="auto" w:fill="B7B7B7"/>
-        </w:rPr>
-        <w:t xml:space="preserve">Chatgpt </w:t>
-      </w:r>
-      <w:r>
-        <w:rPr>
-          <w:b/>
-          <w:sz w:val="14"/>
-          <w:szCs w:val="14"/>
-          <w:shd w:val="clear" w:color="auto" w:fill="B7B7B7"/>
-        </w:rPr>
-        <w:t>(GPT</w:t>
-      </w:r>
-      <w:r>
-        <w:rPr>
-          <w:rFonts w:ascii="Cambria Math" w:hAnsi="Cambria Math" w:cs="Cambria Math"/>
-          <w:b/>
-          <w:sz w:val="14"/>
-          <w:szCs w:val="14"/>
-          <w:shd w:val="clear" w:color="auto" w:fill="B7B7B7"/>
+          <w:rFonts w:ascii="Arial" w:eastAsia="Arial" w:hAnsi="Arial" w:cs="Arial"/>
+          <w:b/>
+          <w:color w:val="000000"/>
+          <w:sz w:val="18"/>
+          <w:highlight w:val="lightGray"/>
+        </w:rPr>
+        <w:t># Source: AI Source: Provided by: [Data Path</w:t>
+      </w:r>
+      <w:r>
+        <w:rPr>
+          <w:rFonts w:ascii="Arial" w:eastAsia="Arial" w:hAnsi="Arial" w:cs="Arial"/>
+          <w:color w:val="000000"/>
+          <w:sz w:val="18"/>
+          <w:highlight w:val="lightGray"/>
+        </w:rPr>
+        <w:t xml:space="preserve">: Persons Table -&gt; ID Column: 1, Name_En Column: Motasem Essam] -&gt; </w:t>
+      </w:r>
+      <w:r>
+        <w:rPr>
+          <w:rFonts w:ascii="Arial" w:eastAsia="Arial" w:hAnsi="Arial" w:cs="Arial"/>
+          <w:b/>
+          <w:color w:val="000000"/>
+          <w:sz w:val="18"/>
+          <w:highlight w:val="lightGray"/>
+        </w:rPr>
+        <w:t>From:</w:t>
+      </w:r>
+      <w:r>
+        <w:rPr>
+          <w:rFonts w:ascii="Arial" w:eastAsia="Arial" w:hAnsi="Arial" w:cs="Arial"/>
+          <w:color w:val="000000"/>
+          <w:sz w:val="18"/>
+          <w:highlight w:val="lightGray"/>
+        </w:rPr>
+        <w:t xml:space="preserve"> [Chatgpt (GPT</w:t>
+      </w:r>
+      <w:r>
+        <w:rPr>
+          <w:rFonts w:ascii="Arial" w:eastAsia="Arial" w:hAnsi="Arial" w:cs="Cambria Math"/>
+          <w:color w:val="000000"/>
+          <w:sz w:val="18"/>
+          <w:highlight w:val="lightGray"/>
         </w:rPr>
         <w:t>‑</w:t>
       </w:r>
       <w:r>
         <w:rPr>
-          <w:b/>
-          <w:sz w:val="14"/>
-          <w:szCs w:val="14"/>
-          <w:shd w:val="clear" w:color="auto" w:fill="B7B7B7"/>
-        </w:rPr>
-        <w:t>5 Mini) at [8/14/2025]</w:t>
+          <w:rFonts w:ascii="Arial" w:eastAsia="Arial" w:hAnsi="Arial" w:cs="Arial"/>
+          <w:color w:val="000000"/>
+          <w:sz w:val="18"/>
+          <w:highlight w:val="lightGray"/>
+        </w:rPr>
+        <w:t xml:space="preserve">5 Mini)] </w:t>
+      </w:r>
+      <w:r>
+        <w:rPr>
+          <w:rFonts w:ascii="Arial" w:eastAsia="Arial" w:hAnsi="Arial" w:cs="Arial"/>
+          <w:b/>
+          <w:color w:val="000000"/>
+          <w:sz w:val="18"/>
+          <w:highlight w:val="lightGray"/>
+        </w:rPr>
+        <w:t>on</w:t>
+      </w:r>
+      <w:r>
+        <w:rPr>
+          <w:rFonts w:ascii="Arial" w:eastAsia="Arial" w:hAnsi="Arial"/>
+          <w:sz w:val="18"/>
+          <w:highlight w:val="lightGray"/>
+        </w:rPr>
+        <w:t xml:space="preserve"> [8/14/2025]</w:t>
       </w:r>
     </w:p>
     <w:p>
@@ -251,7 +303,7 @@
           <w:ilvl w:val="0"/>
           <w:numId w:val="2"/>
         </w:numPr>
-        <w:spacing w:before="240"/>
+        <w:spacing w:before="240" w:after="0" w:line="276" w:lineRule="auto"/>
         <w:rPr>
           <w:rFonts w:ascii="Roboto Mono" w:eastAsia="Roboto Mono" w:hAnsi="Roboto Mono" w:cs="Roboto Mono"/>
         </w:rPr>
@@ -275,6 +327,7 @@
           <w:ilvl w:val="0"/>
           <w:numId w:val="2"/>
         </w:numPr>
+        <w:spacing w:after="0" w:line="276" w:lineRule="auto"/>
         <w:rPr>
           <w:rFonts w:ascii="Roboto Mono" w:eastAsia="Roboto Mono" w:hAnsi="Roboto Mono" w:cs="Roboto Mono"/>
         </w:rPr>
@@ -298,6 +351,7 @@
           <w:ilvl w:val="0"/>
           <w:numId w:val="2"/>
         </w:numPr>
+        <w:spacing w:after="0" w:line="276" w:lineRule="auto"/>
         <w:rPr>
           <w:rFonts w:ascii="Roboto Mono" w:eastAsia="Roboto Mono" w:hAnsi="Roboto Mono" w:cs="Roboto Mono"/>
         </w:rPr>
@@ -321,7 +375,7 @@
           <w:ilvl w:val="0"/>
           <w:numId w:val="2"/>
         </w:numPr>
-        <w:spacing w:after="240"/>
+        <w:spacing w:after="240" w:line="276" w:lineRule="auto"/>
         <w:rPr>
           <w:rFonts w:ascii="Roboto Mono" w:eastAsia="Roboto Mono" w:hAnsi="Roboto Mono" w:cs="Roboto Mono"/>
         </w:rPr>
@@ -341,7 +395,7 @@
     </w:p>
     <w:p>
       <w:r>
-        <w:pict w14:anchorId="720DB520">
+        <w:pict w14:anchorId="1304F5A5">
           <v:rect id="_x0000_i1026" style="width:0;height:1.5pt" o:hralign="center" o:hrstd="t" o:hr="t" fillcolor="#a0a0a0" stroked="f"/>
         </w:pict>
       </w:r>
@@ -399,51 +453,77 @@
       </w:pPr>
       <w:r>
         <w:rPr>
-          <w:b/>
-          <w:shd w:val="clear" w:color="auto" w:fill="B7B7B7"/>
-        </w:rPr>
-        <w:t># Source</w:t>
-      </w:r>
-      <w:r>
-        <w:rPr>
-          <w:shd w:val="clear" w:color="auto" w:fill="B7B7B7"/>
-        </w:rPr>
-        <w:t xml:space="preserve">: </w:t>
-      </w:r>
-      <w:r>
-        <w:rPr>
-          <w:b/>
-          <w:shd w:val="clear" w:color="auto" w:fill="B7B7B7"/>
-        </w:rPr>
-        <w:t xml:space="preserve">Chatgpt </w:t>
-      </w:r>
-      <w:r>
-        <w:rPr>
-          <w:b/>
-          <w:sz w:val="14"/>
-          <w:szCs w:val="14"/>
-          <w:shd w:val="clear" w:color="auto" w:fill="B7B7B7"/>
-        </w:rPr>
-        <w:t>(GPT</w:t>
-      </w:r>
-      <w:r>
-        <w:rPr>
-          <w:rFonts w:ascii="Cambria Math" w:hAnsi="Cambria Math" w:cs="Cambria Math"/>
-          <w:b/>
-          <w:sz w:val="14"/>
-          <w:szCs w:val="14"/>
-          <w:shd w:val="clear" w:color="auto" w:fill="B7B7B7"/>
+          <w:rFonts w:ascii="Arial" w:eastAsia="Arial" w:hAnsi="Arial" w:cs="Arial"/>
+          <w:b/>
+          <w:color w:val="000000"/>
+          <w:sz w:val="18"/>
+          <w:highlight w:val="lightGray"/>
+        </w:rPr>
+        <w:t># Source: AI Source: Provided by: [Data Path</w:t>
+      </w:r>
+      <w:r>
+        <w:rPr>
+          <w:rFonts w:ascii="Arial" w:eastAsia="Arial" w:hAnsi="Arial" w:cs="Arial"/>
+          <w:color w:val="000000"/>
+          <w:sz w:val="18"/>
+          <w:highlight w:val="lightGray"/>
+        </w:rPr>
+        <w:t xml:space="preserve">: Persons Table -&gt; ID Column: 1, Name_En Column: Motasem Essam] -&gt; </w:t>
+      </w:r>
+      <w:r>
+        <w:rPr>
+          <w:rFonts w:ascii="Arial" w:eastAsia="Arial" w:hAnsi="Arial" w:cs="Arial"/>
+          <w:b/>
+          <w:color w:val="000000"/>
+          <w:sz w:val="18"/>
+          <w:highlight w:val="lightGray"/>
+        </w:rPr>
+        <w:t>From:</w:t>
+      </w:r>
+      <w:r>
+        <w:rPr>
+          <w:rFonts w:ascii="Arial" w:eastAsia="Arial" w:hAnsi="Arial" w:cs="Arial"/>
+          <w:color w:val="000000"/>
+          <w:sz w:val="18"/>
+          <w:highlight w:val="lightGray"/>
+        </w:rPr>
+        <w:t xml:space="preserve"> [Chatgpt (GPT</w:t>
+      </w:r>
+      <w:r>
+        <w:rPr>
+          <w:rFonts w:ascii="Arial" w:eastAsia="Arial" w:hAnsi="Arial" w:cs="Cambria Math"/>
+          <w:color w:val="000000"/>
+          <w:sz w:val="18"/>
+          <w:highlight w:val="lightGray"/>
         </w:rPr>
         <w:t>‑</w:t>
       </w:r>
       <w:r>
         <w:rPr>
-          <w:b/>
-          <w:sz w:val="14"/>
-          <w:szCs w:val="14"/>
-          <w:shd w:val="clear" w:color="auto" w:fill="B7B7B7"/>
-        </w:rPr>
-        <w:t>5 Mini) at [8/14/2025]</w:t>
+          <w:rFonts w:ascii="Arial" w:eastAsia="Arial" w:hAnsi="Arial" w:cs="Arial"/>
+          <w:color w:val="000000"/>
+          <w:sz w:val="18"/>
+          <w:highlight w:val="lightGray"/>
+        </w:rPr>
+        <w:t xml:space="preserve">5 Mini)] </w:t>
+      </w:r>
+      <w:r>
+        <w:rPr>
+          <w:rFonts w:ascii="Arial" w:eastAsia="Arial" w:hAnsi="Arial" w:cs="Arial"/>
+          <w:b/>
+          <w:color w:val="000000"/>
+          <w:sz w:val="18"/>
+          <w:highlight w:val="lightGray"/>
+        </w:rPr>
+        <w:t>on</w:t>
+      </w:r>
+      <w:r>
+        <w:rPr>
+          <w:rFonts w:ascii="Arial" w:eastAsia="Arial" w:hAnsi="Arial"/>
+          <w:sz w:val="18"/>
+          <w:highlight w:val="lightGray"/>
+        </w:rPr>
+        <w:t xml:space="preserve"> [8/14/2025]</w:t>
       </w:r>
     </w:p>
     <w:p>
@@ -452,7 +532,7 @@
           <w:ilvl w:val="0"/>
           <w:numId w:val="7"/>
         </w:numPr>
-        <w:spacing w:before="240"/>
+        <w:spacing w:before="240" w:after="0" w:line="276" w:lineRule="auto"/>
         <w:rPr>
           <w:rFonts w:ascii="Roboto Mono" w:eastAsia="Roboto Mono" w:hAnsi="Roboto Mono" w:cs="Roboto Mono"/>
         </w:rPr>
@@ -476,15 +556,15 @@
           <w:ilvl w:val="0"/>
           <w:numId w:val="7"/>
         </w:numPr>
-        <w:rPr>
-          <w:rFonts w:ascii="Roboto Mono" w:eastAsia="Roboto Mono" w:hAnsi="Roboto Mono" w:cs="Roboto Mono"/>
-        </w:rPr>
-      </w:pPr>
-      <w:r>
-        <w:rPr>
-          <w:rFonts w:ascii="Roboto Mono" w:eastAsia="Roboto Mono" w:hAnsi="Roboto Mono" w:cs="Roboto Mono"/>
-        </w:rPr>
-        <w:lastRenderedPageBreak/>
+        <w:spacing w:after="0" w:line="276" w:lineRule="auto"/>
+        <w:rPr>
+          <w:rFonts w:ascii="Roboto Mono" w:eastAsia="Roboto Mono" w:hAnsi="Roboto Mono" w:cs="Roboto Mono"/>
+        </w:rPr>
+      </w:pPr>
+      <w:r>
+        <w:rPr>
+          <w:rFonts w:ascii="Roboto Mono" w:eastAsia="Roboto Mono" w:hAnsi="Roboto Mono" w:cs="Roboto Mono"/>
+        </w:rPr>
         <w:t>Done by colleagues, peers, or team members.</w:t>
       </w:r>
       <w:r>
@@ -500,7 +580,7 @@
           <w:ilvl w:val="0"/>
           <w:numId w:val="7"/>
         </w:numPr>
-        <w:spacing w:after="240"/>
+        <w:spacing w:after="240" w:line="276" w:lineRule="auto"/>
         <w:rPr>
           <w:rFonts w:ascii="Roboto Mono" w:eastAsia="Roboto Mono" w:hAnsi="Roboto Mono" w:cs="Roboto Mono"/>
         </w:rPr>
@@ -549,51 +629,77 @@
       </w:pPr>
       <w:r>
         <w:rPr>
-          <w:b/>
-          <w:shd w:val="clear" w:color="auto" w:fill="B7B7B7"/>
-        </w:rPr>
-        <w:t># Source</w:t>
-      </w:r>
-      <w:r>
-        <w:rPr>
-          <w:shd w:val="clear" w:color="auto" w:fill="B7B7B7"/>
-        </w:rPr>
-        <w:t xml:space="preserve">: </w:t>
-      </w:r>
-      <w:r>
-        <w:rPr>
-          <w:b/>
-          <w:shd w:val="clear" w:color="auto" w:fill="B7B7B7"/>
-        </w:rPr>
-        <w:t xml:space="preserve">Chatgpt </w:t>
-      </w:r>
-      <w:r>
-        <w:rPr>
-          <w:b/>
-          <w:sz w:val="14"/>
-          <w:szCs w:val="14"/>
-          <w:shd w:val="clear" w:color="auto" w:fill="B7B7B7"/>
-        </w:rPr>
-        <w:t>(GPT</w:t>
-      </w:r>
-      <w:r>
-        <w:rPr>
-          <w:rFonts w:ascii="Cambria Math" w:hAnsi="Cambria Math" w:cs="Cambria Math"/>
-          <w:b/>
-          <w:sz w:val="14"/>
-          <w:szCs w:val="14"/>
-          <w:shd w:val="clear" w:color="auto" w:fill="B7B7B7"/>
+          <w:rFonts w:ascii="Arial" w:eastAsia="Arial" w:hAnsi="Arial" w:cs="Arial"/>
+          <w:b/>
+          <w:color w:val="000000"/>
+          <w:sz w:val="18"/>
+          <w:highlight w:val="lightGray"/>
+        </w:rPr>
+        <w:t># Source: AI Source: Provided by: [Data Path</w:t>
+      </w:r>
+      <w:r>
+        <w:rPr>
+          <w:rFonts w:ascii="Arial" w:eastAsia="Arial" w:hAnsi="Arial" w:cs="Arial"/>
+          <w:color w:val="000000"/>
+          <w:sz w:val="18"/>
+          <w:highlight w:val="lightGray"/>
+        </w:rPr>
+        <w:t xml:space="preserve">: Persons Table -&gt; ID Column: 1, Name_En Column: Motasem Essam] -&gt; </w:t>
+      </w:r>
+      <w:r>
+        <w:rPr>
+          <w:rFonts w:ascii="Arial" w:eastAsia="Arial" w:hAnsi="Arial" w:cs="Arial"/>
+          <w:b/>
+          <w:color w:val="000000"/>
+          <w:sz w:val="18"/>
+          <w:highlight w:val="lightGray"/>
+        </w:rPr>
+        <w:t>From:</w:t>
+      </w:r>
+      <w:r>
+        <w:rPr>
+          <w:rFonts w:ascii="Arial" w:eastAsia="Arial" w:hAnsi="Arial" w:cs="Arial"/>
+          <w:color w:val="000000"/>
+          <w:sz w:val="18"/>
+          <w:highlight w:val="lightGray"/>
+        </w:rPr>
+        <w:t xml:space="preserve"> [Chatgpt (GPT</w:t>
+      </w:r>
+      <w:r>
+        <w:rPr>
+          <w:rFonts w:ascii="Arial" w:eastAsia="Arial" w:hAnsi="Arial" w:cs="Cambria Math"/>
+          <w:color w:val="000000"/>
+          <w:sz w:val="18"/>
+          <w:highlight w:val="lightGray"/>
         </w:rPr>
         <w:t>‑</w:t>
       </w:r>
       <w:r>
         <w:rPr>
-          <w:b/>
-          <w:sz w:val="14"/>
-          <w:szCs w:val="14"/>
-          <w:shd w:val="clear" w:color="auto" w:fill="B7B7B7"/>
-        </w:rPr>
-        <w:t>5 Mini) at [8/14/2025]</w:t>
+          <w:rFonts w:ascii="Arial" w:eastAsia="Arial" w:hAnsi="Arial" w:cs="Arial"/>
+          <w:color w:val="000000"/>
+          <w:sz w:val="18"/>
+          <w:highlight w:val="lightGray"/>
+        </w:rPr>
+        <w:t xml:space="preserve">5 Mini)] </w:t>
+      </w:r>
+      <w:r>
+        <w:rPr>
+          <w:rFonts w:ascii="Arial" w:eastAsia="Arial" w:hAnsi="Arial" w:cs="Arial"/>
+          <w:b/>
+          <w:color w:val="000000"/>
+          <w:sz w:val="18"/>
+          <w:highlight w:val="lightGray"/>
+        </w:rPr>
+        <w:t>on</w:t>
+      </w:r>
+      <w:r>
+        <w:rPr>
+          <w:rFonts w:ascii="Arial" w:eastAsia="Arial" w:hAnsi="Arial"/>
+          <w:sz w:val="18"/>
+          <w:highlight w:val="lightGray"/>
+        </w:rPr>
+        <w:t xml:space="preserve"> [8/14/2025]</w:t>
       </w:r>
     </w:p>
     <w:p>
@@ -602,7 +708,7 @@
           <w:ilvl w:val="0"/>
           <w:numId w:val="3"/>
         </w:numPr>
-        <w:spacing w:before="240"/>
+        <w:spacing w:before="240" w:after="0" w:line="276" w:lineRule="auto"/>
       </w:pPr>
       <w:r>
         <w:rPr>
@@ -636,6 +742,7 @@
           <w:ilvl w:val="0"/>
           <w:numId w:val="3"/>
         </w:numPr>
+        <w:spacing w:after="0" w:line="276" w:lineRule="auto"/>
         <w:rPr>
           <w:rFonts w:ascii="Roboto Mono" w:eastAsia="Roboto Mono" w:hAnsi="Roboto Mono" w:cs="Roboto Mono"/>
         </w:rPr>
@@ -659,6 +766,7 @@
           <w:ilvl w:val="0"/>
           <w:numId w:val="3"/>
         </w:numPr>
+        <w:spacing w:after="0" w:line="276" w:lineRule="auto"/>
         <w:rPr>
           <w:rFonts w:ascii="Roboto Mono" w:eastAsia="Roboto Mono" w:hAnsi="Roboto Mono" w:cs="Roboto Mono"/>
         </w:rPr>
@@ -682,7 +790,7 @@
           <w:ilvl w:val="0"/>
           <w:numId w:val="3"/>
         </w:numPr>
-        <w:spacing w:after="240"/>
+        <w:spacing w:after="240" w:line="276" w:lineRule="auto"/>
         <w:rPr>
           <w:rFonts w:ascii="Roboto Mono" w:eastAsia="Roboto Mono" w:hAnsi="Roboto Mono" w:cs="Roboto Mono"/>
         </w:rPr>
@@ -731,51 +839,77 @@
       </w:pPr>
       <w:r>
         <w:rPr>
-          <w:b/>
-          <w:shd w:val="clear" w:color="auto" w:fill="B7B7B7"/>
-        </w:rPr>
-        <w:t># Source</w:t>
-      </w:r>
-      <w:r>
-        <w:rPr>
-          <w:shd w:val="clear" w:color="auto" w:fill="B7B7B7"/>
-        </w:rPr>
-        <w:t xml:space="preserve">: </w:t>
-      </w:r>
-      <w:r>
-        <w:rPr>
-          <w:b/>
-          <w:shd w:val="clear" w:color="auto" w:fill="B7B7B7"/>
-        </w:rPr>
-        <w:t xml:space="preserve">Chatgpt </w:t>
-      </w:r>
-      <w:r>
-        <w:rPr>
-          <w:b/>
-          <w:sz w:val="14"/>
-          <w:szCs w:val="14"/>
-          <w:shd w:val="clear" w:color="auto" w:fill="B7B7B7"/>
-        </w:rPr>
-        <w:t>(GPT</w:t>
-      </w:r>
-      <w:r>
-        <w:rPr>
-          <w:rFonts w:ascii="Cambria Math" w:hAnsi="Cambria Math" w:cs="Cambria Math"/>
-          <w:b/>
-          <w:sz w:val="14"/>
-          <w:szCs w:val="14"/>
-          <w:shd w:val="clear" w:color="auto" w:fill="B7B7B7"/>
+          <w:rFonts w:ascii="Arial" w:eastAsia="Arial" w:hAnsi="Arial" w:cs="Arial"/>
+          <w:b/>
+          <w:color w:val="000000"/>
+          <w:sz w:val="18"/>
+          <w:highlight w:val="lightGray"/>
+        </w:rPr>
+        <w:t># Source: AI Source: Provided by: [Data Path</w:t>
+      </w:r>
+      <w:r>
+        <w:rPr>
+          <w:rFonts w:ascii="Arial" w:eastAsia="Arial" w:hAnsi="Arial" w:cs="Arial"/>
+          <w:color w:val="000000"/>
+          <w:sz w:val="18"/>
+          <w:highlight w:val="lightGray"/>
+        </w:rPr>
+        <w:t xml:space="preserve">: Persons Table -&gt; ID Column: 1, Name_En Column: Motasem Essam] -&gt; </w:t>
+      </w:r>
+      <w:r>
+        <w:rPr>
+          <w:rFonts w:ascii="Arial" w:eastAsia="Arial" w:hAnsi="Arial" w:cs="Arial"/>
+          <w:b/>
+          <w:color w:val="000000"/>
+          <w:sz w:val="18"/>
+          <w:highlight w:val="lightGray"/>
+        </w:rPr>
+        <w:t>From:</w:t>
+      </w:r>
+      <w:r>
+        <w:rPr>
+          <w:rFonts w:ascii="Arial" w:eastAsia="Arial" w:hAnsi="Arial" w:cs="Arial"/>
+          <w:color w:val="000000"/>
+          <w:sz w:val="18"/>
+          <w:highlight w:val="lightGray"/>
+        </w:rPr>
+        <w:t xml:space="preserve"> [Chatgpt (GPT</w:t>
+      </w:r>
+      <w:r>
+        <w:rPr>
+          <w:rFonts w:ascii="Arial" w:eastAsia="Arial" w:hAnsi="Arial" w:cs="Cambria Math"/>
+          <w:color w:val="000000"/>
+          <w:sz w:val="18"/>
+          <w:highlight w:val="lightGray"/>
         </w:rPr>
         <w:t>‑</w:t>
       </w:r>
       <w:r>
         <w:rPr>
-          <w:b/>
-          <w:sz w:val="14"/>
-          <w:szCs w:val="14"/>
-          <w:shd w:val="clear" w:color="auto" w:fill="B7B7B7"/>
-        </w:rPr>
-        <w:t>5 Mini) at [8/14/2025]</w:t>
+          <w:rFonts w:ascii="Arial" w:eastAsia="Arial" w:hAnsi="Arial" w:cs="Arial"/>
+          <w:color w:val="000000"/>
+          <w:sz w:val="18"/>
+          <w:highlight w:val="lightGray"/>
+        </w:rPr>
+        <w:t xml:space="preserve">5 Mini)] </w:t>
+      </w:r>
+      <w:r>
+        <w:rPr>
+          <w:rFonts w:ascii="Arial" w:eastAsia="Arial" w:hAnsi="Arial" w:cs="Arial"/>
+          <w:b/>
+          <w:color w:val="000000"/>
+          <w:sz w:val="18"/>
+          <w:highlight w:val="lightGray"/>
+        </w:rPr>
+        <w:t>on</w:t>
+      </w:r>
+      <w:r>
+        <w:rPr>
+          <w:rFonts w:ascii="Arial" w:eastAsia="Arial" w:hAnsi="Arial"/>
+          <w:sz w:val="18"/>
+          <w:highlight w:val="lightGray"/>
+        </w:rPr>
+        <w:t xml:space="preserve"> [8/14/2025]</w:t>
       </w:r>
     </w:p>
     <w:p>
@@ -784,7 +918,7 @@
           <w:ilvl w:val="0"/>
           <w:numId w:val="4"/>
         </w:numPr>
-        <w:spacing w:before="240"/>
+        <w:spacing w:before="240" w:after="0" w:line="276" w:lineRule="auto"/>
         <w:rPr>
           <w:rFonts w:ascii="Roboto Mono" w:eastAsia="Roboto Mono" w:hAnsi="Roboto Mono" w:cs="Roboto Mono"/>
         </w:rPr>
@@ -808,6 +942,7 @@
           <w:ilvl w:val="0"/>
           <w:numId w:val="4"/>
         </w:numPr>
+        <w:spacing w:after="0" w:line="276" w:lineRule="auto"/>
         <w:rPr>
           <w:rFonts w:ascii="Roboto Mono" w:eastAsia="Roboto Mono" w:hAnsi="Roboto Mono" w:cs="Roboto Mono"/>
         </w:rPr>
@@ -831,7 +966,7 @@
           <w:ilvl w:val="0"/>
           <w:numId w:val="4"/>
         </w:numPr>
-        <w:spacing w:after="240"/>
+        <w:spacing w:after="240" w:line="276" w:lineRule="auto"/>
         <w:rPr>
           <w:rFonts w:ascii="Roboto Mono" w:eastAsia="Roboto Mono" w:hAnsi="Roboto Mono" w:cs="Roboto Mono"/>
         </w:rPr>
@@ -880,51 +1015,77 @@
       </w:pPr>
       <w:r>
         <w:rPr>
-          <w:b/>
-          <w:shd w:val="clear" w:color="auto" w:fill="B7B7B7"/>
-        </w:rPr>
-        <w:t># Source</w:t>
-      </w:r>
-      <w:r>
-        <w:rPr>
-          <w:shd w:val="clear" w:color="auto" w:fill="B7B7B7"/>
-        </w:rPr>
-        <w:t xml:space="preserve">: </w:t>
-      </w:r>
-      <w:r>
-        <w:rPr>
-          <w:b/>
-          <w:shd w:val="clear" w:color="auto" w:fill="B7B7B7"/>
-        </w:rPr>
-        <w:t xml:space="preserve">Chatgpt </w:t>
-      </w:r>
-      <w:r>
-        <w:rPr>
-          <w:b/>
-          <w:sz w:val="14"/>
-          <w:szCs w:val="14"/>
-          <w:shd w:val="clear" w:color="auto" w:fill="B7B7B7"/>
-        </w:rPr>
-        <w:t>(GPT</w:t>
-      </w:r>
-      <w:r>
-        <w:rPr>
-          <w:rFonts w:ascii="Cambria Math" w:hAnsi="Cambria Math" w:cs="Cambria Math"/>
-          <w:b/>
-          <w:sz w:val="14"/>
-          <w:szCs w:val="14"/>
-          <w:shd w:val="clear" w:color="auto" w:fill="B7B7B7"/>
+          <w:rFonts w:ascii="Arial" w:eastAsia="Arial" w:hAnsi="Arial" w:cs="Arial"/>
+          <w:b/>
+          <w:color w:val="000000"/>
+          <w:sz w:val="18"/>
+          <w:highlight w:val="lightGray"/>
+        </w:rPr>
+        <w:t># Source: AI Source: Provided by: [Data Path</w:t>
+      </w:r>
+      <w:r>
+        <w:rPr>
+          <w:rFonts w:ascii="Arial" w:eastAsia="Arial" w:hAnsi="Arial" w:cs="Arial"/>
+          <w:color w:val="000000"/>
+          <w:sz w:val="18"/>
+          <w:highlight w:val="lightGray"/>
+        </w:rPr>
+        <w:t xml:space="preserve">: Persons Table -&gt; ID Column: 1, Name_En Column: Motasem Essam] -&gt; </w:t>
+      </w:r>
+      <w:r>
+        <w:rPr>
+          <w:rFonts w:ascii="Arial" w:eastAsia="Arial" w:hAnsi="Arial" w:cs="Arial"/>
+          <w:b/>
+          <w:color w:val="000000"/>
+          <w:sz w:val="18"/>
+          <w:highlight w:val="lightGray"/>
+        </w:rPr>
+        <w:t>From:</w:t>
+      </w:r>
+      <w:r>
+        <w:rPr>
+          <w:rFonts w:ascii="Arial" w:eastAsia="Arial" w:hAnsi="Arial" w:cs="Arial"/>
+          <w:color w:val="000000"/>
+          <w:sz w:val="18"/>
+          <w:highlight w:val="lightGray"/>
+        </w:rPr>
+        <w:t xml:space="preserve"> [Chatgpt (GPT</w:t>
+      </w:r>
+      <w:r>
+        <w:rPr>
+          <w:rFonts w:ascii="Arial" w:eastAsia="Arial" w:hAnsi="Arial" w:cs="Cambria Math"/>
+          <w:color w:val="000000"/>
+          <w:sz w:val="18"/>
+          <w:highlight w:val="lightGray"/>
         </w:rPr>
         <w:t>‑</w:t>
       </w:r>
       <w:r>
         <w:rPr>
-          <w:b/>
-          <w:sz w:val="14"/>
-          <w:szCs w:val="14"/>
-          <w:shd w:val="clear" w:color="auto" w:fill="B7B7B7"/>
-        </w:rPr>
-        <w:t>5 Mini) at [8/14/2025]</w:t>
+          <w:rFonts w:ascii="Arial" w:eastAsia="Arial" w:hAnsi="Arial" w:cs="Arial"/>
+          <w:color w:val="000000"/>
+          <w:sz w:val="18"/>
+          <w:highlight w:val="lightGray"/>
+        </w:rPr>
+        <w:t xml:space="preserve">5 Mini)] </w:t>
+      </w:r>
+      <w:r>
+        <w:rPr>
+          <w:rFonts w:ascii="Arial" w:eastAsia="Arial" w:hAnsi="Arial" w:cs="Arial"/>
+          <w:b/>
+          <w:color w:val="000000"/>
+          <w:sz w:val="18"/>
+          <w:highlight w:val="lightGray"/>
+        </w:rPr>
+        <w:t>on</w:t>
+      </w:r>
+      <w:r>
+        <w:rPr>
+          <w:rFonts w:ascii="Arial" w:eastAsia="Arial" w:hAnsi="Arial"/>
+          <w:sz w:val="18"/>
+          <w:highlight w:val="lightGray"/>
+        </w:rPr>
+        <w:t xml:space="preserve"> [8/14/2025]</w:t>
       </w:r>
     </w:p>
     <w:p>
@@ -933,7 +1094,7 @@
           <w:ilvl w:val="0"/>
           <w:numId w:val="8"/>
         </w:numPr>
-        <w:spacing w:before="240"/>
+        <w:spacing w:before="240" w:after="0" w:line="276" w:lineRule="auto"/>
         <w:rPr>
           <w:rFonts w:ascii="Roboto Mono" w:eastAsia="Roboto Mono" w:hAnsi="Roboto Mono" w:cs="Roboto Mono"/>
         </w:rPr>
@@ -957,15 +1118,15 @@
           <w:ilvl w:val="0"/>
           <w:numId w:val="8"/>
         </w:numPr>
-        <w:rPr>
-          <w:rFonts w:ascii="Roboto Mono" w:eastAsia="Roboto Mono" w:hAnsi="Roboto Mono" w:cs="Roboto Mono"/>
-        </w:rPr>
-      </w:pPr>
-      <w:r>
-        <w:rPr>
-          <w:rFonts w:ascii="Roboto Mono" w:eastAsia="Roboto Mono" w:hAnsi="Roboto Mono" w:cs="Roboto Mono"/>
-        </w:rPr>
-        <w:lastRenderedPageBreak/>
+        <w:spacing w:after="0" w:line="276" w:lineRule="auto"/>
+        <w:rPr>
+          <w:rFonts w:ascii="Roboto Mono" w:eastAsia="Roboto Mono" w:hAnsi="Roboto Mono" w:cs="Roboto Mono"/>
+        </w:rPr>
+      </w:pPr>
+      <w:r>
+        <w:rPr>
+          <w:rFonts w:ascii="Roboto Mono" w:eastAsia="Roboto Mono" w:hAnsi="Roboto Mono" w:cs="Roboto Mono"/>
+        </w:rPr>
         <w:t>Uses checklists, roles (moderator, recorder), and a documented process.</w:t>
       </w:r>
       <w:r>
@@ -981,6 +1142,7 @@
           <w:ilvl w:val="0"/>
           <w:numId w:val="8"/>
         </w:numPr>
+        <w:spacing w:after="0" w:line="276" w:lineRule="auto"/>
         <w:rPr>
           <w:rFonts w:ascii="Roboto Mono" w:eastAsia="Roboto Mono" w:hAnsi="Roboto Mono" w:cs="Roboto Mono"/>
         </w:rPr>
@@ -1004,7 +1166,7 @@
           <w:ilvl w:val="0"/>
           <w:numId w:val="8"/>
         </w:numPr>
-        <w:spacing w:after="240"/>
+        <w:spacing w:after="240" w:line="276" w:lineRule="auto"/>
       </w:pPr>
       <w:r>
         <w:rPr>
@@ -1018,7 +1180,7 @@
     </w:p>
     <w:p>
       <w:r>
-        <w:pict w14:anchorId="12EA742E">
+        <w:pict w14:anchorId="40506A4C">
           <v:rect id="_x0000_i1027" style="width:0;height:1.5pt" o:hralign="center" o:hrstd="t" o:hr="t" fillcolor="#a0a0a0" stroked="f"/>
         </w:pict>
       </w:r>
@@ -1051,51 +1213,77 @@
       </w:pPr>
       <w:r>
         <w:rPr>
-          <w:b/>
-          <w:shd w:val="clear" w:color="auto" w:fill="B7B7B7"/>
-        </w:rPr>
-        <w:t># Source</w:t>
-      </w:r>
-      <w:r>
-        <w:rPr>
-          <w:shd w:val="clear" w:color="auto" w:fill="B7B7B7"/>
-        </w:rPr>
-        <w:t xml:space="preserve">: </w:t>
-      </w:r>
-      <w:r>
-        <w:rPr>
-          <w:b/>
-          <w:shd w:val="clear" w:color="auto" w:fill="B7B7B7"/>
-        </w:rPr>
-        <w:t xml:space="preserve">Chatgpt </w:t>
-      </w:r>
-      <w:r>
-        <w:rPr>
-          <w:b/>
-          <w:sz w:val="14"/>
-          <w:szCs w:val="14"/>
-          <w:shd w:val="clear" w:color="auto" w:fill="B7B7B7"/>
-        </w:rPr>
-        <w:t>(GPT</w:t>
-      </w:r>
-      <w:r>
-        <w:rPr>
-          <w:rFonts w:ascii="Cambria Math" w:hAnsi="Cambria Math" w:cs="Cambria Math"/>
-          <w:b/>
-          <w:sz w:val="14"/>
-          <w:szCs w:val="14"/>
-          <w:shd w:val="clear" w:color="auto" w:fill="B7B7B7"/>
+          <w:rFonts w:ascii="Arial" w:eastAsia="Arial" w:hAnsi="Arial" w:cs="Arial"/>
+          <w:b/>
+          <w:color w:val="000000"/>
+          <w:sz w:val="18"/>
+          <w:highlight w:val="lightGray"/>
+        </w:rPr>
+        <w:t># Source: AI Source: Provided by: [Data Path</w:t>
+      </w:r>
+      <w:r>
+        <w:rPr>
+          <w:rFonts w:ascii="Arial" w:eastAsia="Arial" w:hAnsi="Arial" w:cs="Arial"/>
+          <w:color w:val="000000"/>
+          <w:sz w:val="18"/>
+          <w:highlight w:val="lightGray"/>
+        </w:rPr>
+        <w:t xml:space="preserve">: Persons Table -&gt; ID Column: 1, Name_En Column: Motasem Essam] -&gt; </w:t>
+      </w:r>
+      <w:r>
+        <w:rPr>
+          <w:rFonts w:ascii="Arial" w:eastAsia="Arial" w:hAnsi="Arial" w:cs="Arial"/>
+          <w:b/>
+          <w:color w:val="000000"/>
+          <w:sz w:val="18"/>
+          <w:highlight w:val="lightGray"/>
+        </w:rPr>
+        <w:t>From:</w:t>
+      </w:r>
+      <w:r>
+        <w:rPr>
+          <w:rFonts w:ascii="Arial" w:eastAsia="Arial" w:hAnsi="Arial" w:cs="Arial"/>
+          <w:color w:val="000000"/>
+          <w:sz w:val="18"/>
+          <w:highlight w:val="lightGray"/>
+        </w:rPr>
+        <w:t xml:space="preserve"> [Chatgpt (GPT</w:t>
+      </w:r>
+      <w:r>
+        <w:rPr>
+          <w:rFonts w:ascii="Arial" w:eastAsia="Arial" w:hAnsi="Arial" w:cs="Cambria Math"/>
+          <w:color w:val="000000"/>
+          <w:sz w:val="18"/>
+          <w:highlight w:val="lightGray"/>
         </w:rPr>
         <w:t>‑</w:t>
       </w:r>
       <w:r>
         <w:rPr>
-          <w:b/>
-          <w:sz w:val="14"/>
-          <w:szCs w:val="14"/>
-          <w:shd w:val="clear" w:color="auto" w:fill="B7B7B7"/>
-        </w:rPr>
-        <w:t>5 Mini) at [8/14/2025]</w:t>
+          <w:rFonts w:ascii="Arial" w:eastAsia="Arial" w:hAnsi="Arial" w:cs="Arial"/>
+          <w:color w:val="000000"/>
+          <w:sz w:val="18"/>
+          <w:highlight w:val="lightGray"/>
+        </w:rPr>
+        <w:t xml:space="preserve">5 Mini)] </w:t>
+      </w:r>
+      <w:r>
+        <w:rPr>
+          <w:rFonts w:ascii="Arial" w:eastAsia="Arial" w:hAnsi="Arial" w:cs="Arial"/>
+          <w:b/>
+          <w:color w:val="000000"/>
+          <w:sz w:val="18"/>
+          <w:highlight w:val="lightGray"/>
+        </w:rPr>
+        <w:t>on</w:t>
+      </w:r>
+      <w:r>
+        <w:rPr>
+          <w:rFonts w:ascii="Arial" w:eastAsia="Arial" w:hAnsi="Arial"/>
+          <w:sz w:val="18"/>
+          <w:highlight w:val="lightGray"/>
+        </w:rPr>
+        <w:t xml:space="preserve"> [8/14/2025]</w:t>
       </w:r>
     </w:p>
     <w:p>
@@ -1104,7 +1292,7 @@
           <w:ilvl w:val="0"/>
           <w:numId w:val="12"/>
         </w:numPr>
-        <w:spacing w:before="240"/>
+        <w:spacing w:before="240" w:after="0" w:line="276" w:lineRule="auto"/>
         <w:rPr>
           <w:rFonts w:ascii="Roboto Mono" w:eastAsia="Roboto Mono" w:hAnsi="Roboto Mono" w:cs="Roboto Mono"/>
         </w:rPr>
@@ -1128,6 +1316,7 @@
           <w:ilvl w:val="0"/>
           <w:numId w:val="12"/>
         </w:numPr>
+        <w:spacing w:after="0" w:line="276" w:lineRule="auto"/>
         <w:rPr>
           <w:rFonts w:ascii="Roboto Mono" w:eastAsia="Roboto Mono" w:hAnsi="Roboto Mono" w:cs="Roboto Mono"/>
         </w:rPr>
@@ -1151,6 +1340,7 @@
           <w:ilvl w:val="0"/>
           <w:numId w:val="12"/>
         </w:numPr>
+        <w:spacing w:after="0" w:line="276" w:lineRule="auto"/>
         <w:rPr>
           <w:rFonts w:ascii="Roboto Mono" w:eastAsia="Roboto Mono" w:hAnsi="Roboto Mono" w:cs="Roboto Mono"/>
         </w:rPr>
@@ -1174,6 +1364,7 @@
           <w:ilvl w:val="0"/>
           <w:numId w:val="12"/>
         </w:numPr>
+        <w:spacing w:after="0" w:line="276" w:lineRule="auto"/>
         <w:rPr>
           <w:rFonts w:ascii="Roboto Mono" w:eastAsia="Roboto Mono" w:hAnsi="Roboto Mono" w:cs="Roboto Mono"/>
         </w:rPr>
@@ -1197,7 +1388,7 @@
           <w:ilvl w:val="0"/>
           <w:numId w:val="12"/>
         </w:numPr>
-        <w:spacing w:after="240"/>
+        <w:spacing w:after="240" w:line="276" w:lineRule="auto"/>
         <w:rPr>
           <w:rFonts w:ascii="Roboto Mono" w:eastAsia="Roboto Mono" w:hAnsi="Roboto Mono" w:cs="Roboto Mono"/>
         </w:rPr>
@@ -1217,7 +1408,7 @@
     </w:p>
     <w:p>
       <w:r>
-        <w:pict w14:anchorId="4777D450">
+        <w:pict w14:anchorId="680AB7A7">
           <v:rect id="_x0000_i1028" style="width:0;height:1.5pt" o:hralign="center" o:hrstd="t" o:hr="t" fillcolor="#a0a0a0" stroked="f"/>
         </w:pict>
       </w:r>
@@ -1250,51 +1441,77 @@
       </w:pPr>
       <w:r>
         <w:rPr>
-          <w:b/>
-          <w:shd w:val="clear" w:color="auto" w:fill="B7B7B7"/>
-        </w:rPr>
-        <w:t># Source</w:t>
-      </w:r>
-      <w:r>
-        <w:rPr>
-          <w:shd w:val="clear" w:color="auto" w:fill="B7B7B7"/>
-        </w:rPr>
-        <w:t xml:space="preserve">: </w:t>
-      </w:r>
-      <w:r>
-        <w:rPr>
-          <w:b/>
-          <w:shd w:val="clear" w:color="auto" w:fill="B7B7B7"/>
-        </w:rPr>
-        <w:t xml:space="preserve">Chatgpt </w:t>
-      </w:r>
-      <w:r>
-        <w:rPr>
-          <w:b/>
-          <w:sz w:val="14"/>
-          <w:szCs w:val="14"/>
-          <w:shd w:val="clear" w:color="auto" w:fill="B7B7B7"/>
-        </w:rPr>
-        <w:t>(GPT</w:t>
-      </w:r>
-      <w:r>
-        <w:rPr>
-          <w:rFonts w:ascii="Cambria Math" w:hAnsi="Cambria Math" w:cs="Cambria Math"/>
-          <w:b/>
-          <w:sz w:val="14"/>
-          <w:szCs w:val="14"/>
-          <w:shd w:val="clear" w:color="auto" w:fill="B7B7B7"/>
+          <w:rFonts w:ascii="Arial" w:eastAsia="Arial" w:hAnsi="Arial" w:cs="Arial"/>
+          <w:b/>
+          <w:color w:val="000000"/>
+          <w:sz w:val="18"/>
+          <w:highlight w:val="lightGray"/>
+        </w:rPr>
+        <w:t># Source: AI Source: Provided by: [Data Path</w:t>
+      </w:r>
+      <w:r>
+        <w:rPr>
+          <w:rFonts w:ascii="Arial" w:eastAsia="Arial" w:hAnsi="Arial" w:cs="Arial"/>
+          <w:color w:val="000000"/>
+          <w:sz w:val="18"/>
+          <w:highlight w:val="lightGray"/>
+        </w:rPr>
+        <w:t xml:space="preserve">: Persons Table -&gt; ID Column: 1, Name_En Column: Motasem Essam] -&gt; </w:t>
+      </w:r>
+      <w:r>
+        <w:rPr>
+          <w:rFonts w:ascii="Arial" w:eastAsia="Arial" w:hAnsi="Arial" w:cs="Arial"/>
+          <w:b/>
+          <w:color w:val="000000"/>
+          <w:sz w:val="18"/>
+          <w:highlight w:val="lightGray"/>
+        </w:rPr>
+        <w:t>From:</w:t>
+      </w:r>
+      <w:r>
+        <w:rPr>
+          <w:rFonts w:ascii="Arial" w:eastAsia="Arial" w:hAnsi="Arial" w:cs="Arial"/>
+          <w:color w:val="000000"/>
+          <w:sz w:val="18"/>
+          <w:highlight w:val="lightGray"/>
+        </w:rPr>
+        <w:t xml:space="preserve"> [Chatgpt (GPT</w:t>
+      </w:r>
+      <w:r>
+        <w:rPr>
+          <w:rFonts w:ascii="Arial" w:eastAsia="Arial" w:hAnsi="Arial" w:cs="Cambria Math"/>
+          <w:color w:val="000000"/>
+          <w:sz w:val="18"/>
+          <w:highlight w:val="lightGray"/>
         </w:rPr>
         <w:t>‑</w:t>
       </w:r>
       <w:r>
         <w:rPr>
-          <w:b/>
-          <w:sz w:val="14"/>
-          <w:szCs w:val="14"/>
-          <w:shd w:val="clear" w:color="auto" w:fill="B7B7B7"/>
-        </w:rPr>
-        <w:t>5 Mini) at [8/14/2025]</w:t>
+          <w:rFonts w:ascii="Arial" w:eastAsia="Arial" w:hAnsi="Arial" w:cs="Arial"/>
+          <w:color w:val="000000"/>
+          <w:sz w:val="18"/>
+          <w:highlight w:val="lightGray"/>
+        </w:rPr>
+        <w:t xml:space="preserve">5 Mini)] </w:t>
+      </w:r>
+      <w:r>
+        <w:rPr>
+          <w:rFonts w:ascii="Arial" w:eastAsia="Arial" w:hAnsi="Arial" w:cs="Arial"/>
+          <w:b/>
+          <w:color w:val="000000"/>
+          <w:sz w:val="18"/>
+          <w:highlight w:val="lightGray"/>
+        </w:rPr>
+        <w:t>on</w:t>
+      </w:r>
+      <w:r>
+        <w:rPr>
+          <w:rFonts w:ascii="Arial" w:eastAsia="Arial" w:hAnsi="Arial"/>
+          <w:sz w:val="18"/>
+          <w:highlight w:val="lightGray"/>
+        </w:rPr>
+        <w:t xml:space="preserve"> [8/14/2025]</w:t>
       </w:r>
     </w:p>
     <w:p>
@@ -1303,7 +1520,7 @@
           <w:ilvl w:val="0"/>
           <w:numId w:val="1"/>
         </w:numPr>
-        <w:spacing w:before="240"/>
+        <w:spacing w:before="240" w:after="0" w:line="276" w:lineRule="auto"/>
       </w:pPr>
       <w:r>
         <w:rPr>
@@ -1331,6 +1548,7 @@
           <w:ilvl w:val="0"/>
           <w:numId w:val="1"/>
         </w:numPr>
+        <w:spacing w:after="0" w:line="276" w:lineRule="auto"/>
       </w:pPr>
       <w:r>
         <w:rPr>
@@ -1358,7 +1576,7 @@
           <w:ilvl w:val="0"/>
           <w:numId w:val="1"/>
         </w:numPr>
-        <w:spacing w:after="240"/>
+        <w:spacing w:after="240" w:line="276" w:lineRule="auto"/>
       </w:pPr>
       <w:r>
         <w:rPr>
@@ -1388,7 +1606,7 @@
     </w:p>
     <w:p>
       <w:r>
-        <w:pict w14:anchorId="5B18E577">
+        <w:pict w14:anchorId="7E347DE5">
           <v:rect id="_x0000_i1029" style="width:0;height:1.5pt" o:hralign="center" o:hrstd="t" o:hr="t" fillcolor="#a0a0a0" stroked="f"/>
         </w:pict>
       </w:r>
@@ -1404,7 +1622,6 @@
         <w:rPr>
           <w:rFonts w:ascii="Roboto Mono" w:eastAsia="Roboto Mono" w:hAnsi="Roboto Mono" w:cs="Roboto Mono"/>
         </w:rPr>
-        <w:lastRenderedPageBreak/>
         <w:t xml:space="preserve">💡 </w:t>
       </w:r>
       <w:r>
@@ -1423,7 +1640,7 @@
     </w:p>
     <w:p>
       <w:r>
-        <w:pict w14:anchorId="6527EF5A">
+        <w:pict w14:anchorId="3ECEC08A">
           <v:rect id="_x0000_i1030" style="width:0;height:1.5pt" o:hralign="center" o:hrstd="t" o:hr="t" fillcolor="#a0a0a0" stroked="f"/>
         </w:pict>
       </w:r>
@@ -1446,51 +1663,77 @@
       </w:pPr>
       <w:r>
         <w:rPr>
-          <w:b/>
-          <w:shd w:val="clear" w:color="auto" w:fill="B7B7B7"/>
-        </w:rPr>
-        <w:t># Source</w:t>
-      </w:r>
-      <w:r>
-        <w:rPr>
-          <w:shd w:val="clear" w:color="auto" w:fill="B7B7B7"/>
-        </w:rPr>
-        <w:t xml:space="preserve">: </w:t>
-      </w:r>
-      <w:r>
-        <w:rPr>
-          <w:b/>
-          <w:shd w:val="clear" w:color="auto" w:fill="B7B7B7"/>
-        </w:rPr>
-        <w:t xml:space="preserve">Chatgpt </w:t>
-      </w:r>
-      <w:r>
-        <w:rPr>
-          <w:b/>
-          <w:sz w:val="14"/>
-          <w:szCs w:val="14"/>
-          <w:shd w:val="clear" w:color="auto" w:fill="B7B7B7"/>
-        </w:rPr>
-        <w:t>(GPT</w:t>
-      </w:r>
-      <w:r>
-        <w:rPr>
-          <w:rFonts w:ascii="Cambria Math" w:hAnsi="Cambria Math" w:cs="Cambria Math"/>
-          <w:b/>
-          <w:sz w:val="14"/>
-          <w:szCs w:val="14"/>
-          <w:shd w:val="clear" w:color="auto" w:fill="B7B7B7"/>
+          <w:rFonts w:ascii="Arial" w:eastAsia="Arial" w:hAnsi="Arial" w:cs="Arial"/>
+          <w:b/>
+          <w:color w:val="000000"/>
+          <w:sz w:val="18"/>
+          <w:highlight w:val="lightGray"/>
+        </w:rPr>
+        <w:t># Source: AI Source: Provided by: [Data Path</w:t>
+      </w:r>
+      <w:r>
+        <w:rPr>
+          <w:rFonts w:ascii="Arial" w:eastAsia="Arial" w:hAnsi="Arial" w:cs="Arial"/>
+          <w:color w:val="000000"/>
+          <w:sz w:val="18"/>
+          <w:highlight w:val="lightGray"/>
+        </w:rPr>
+        <w:t xml:space="preserve">: Persons Table -&gt; ID Column: 1, Name_En Column: Motasem Essam] -&gt; </w:t>
+      </w:r>
+      <w:r>
+        <w:rPr>
+          <w:rFonts w:ascii="Arial" w:eastAsia="Arial" w:hAnsi="Arial" w:cs="Arial"/>
+          <w:b/>
+          <w:color w:val="000000"/>
+          <w:sz w:val="18"/>
+          <w:highlight w:val="lightGray"/>
+        </w:rPr>
+        <w:t>From:</w:t>
+      </w:r>
+      <w:r>
+        <w:rPr>
+          <w:rFonts w:ascii="Arial" w:eastAsia="Arial" w:hAnsi="Arial" w:cs="Arial"/>
+          <w:color w:val="000000"/>
+          <w:sz w:val="18"/>
+          <w:highlight w:val="lightGray"/>
+        </w:rPr>
+        <w:t xml:space="preserve"> [Chatgpt (GPT</w:t>
+      </w:r>
+      <w:r>
+        <w:rPr>
+          <w:rFonts w:ascii="Arial" w:eastAsia="Arial" w:hAnsi="Arial" w:cs="Cambria Math"/>
+          <w:color w:val="000000"/>
+          <w:sz w:val="18"/>
+          <w:highlight w:val="lightGray"/>
         </w:rPr>
         <w:t>‑</w:t>
       </w:r>
       <w:r>
         <w:rPr>
-          <w:b/>
-          <w:sz w:val="14"/>
-          <w:szCs w:val="14"/>
-          <w:shd w:val="clear" w:color="auto" w:fill="B7B7B7"/>
-        </w:rPr>
-        <w:t>5 Mini) at [8/14/2025]</w:t>
+          <w:rFonts w:ascii="Arial" w:eastAsia="Arial" w:hAnsi="Arial" w:cs="Arial"/>
+          <w:color w:val="000000"/>
+          <w:sz w:val="18"/>
+          <w:highlight w:val="lightGray"/>
+        </w:rPr>
+        <w:t xml:space="preserve">5 Mini)] </w:t>
+      </w:r>
+      <w:r>
+        <w:rPr>
+          <w:rFonts w:ascii="Arial" w:eastAsia="Arial" w:hAnsi="Arial" w:cs="Arial"/>
+          <w:b/>
+          <w:color w:val="000000"/>
+          <w:sz w:val="18"/>
+          <w:highlight w:val="lightGray"/>
+        </w:rPr>
+        <w:t>on</w:t>
+      </w:r>
+      <w:r>
+        <w:rPr>
+          <w:rFonts w:ascii="Arial" w:eastAsia="Arial" w:hAnsi="Arial"/>
+          <w:sz w:val="18"/>
+          <w:highlight w:val="lightGray"/>
+        </w:rPr>
+        <w:t xml:space="preserve"> [8/14/2025]</w:t>
       </w:r>
     </w:p>
     <w:p>
@@ -1556,7 +1799,7 @@
     </w:p>
     <w:p>
       <w:r>
-        <w:pict w14:anchorId="481649D4">
+        <w:pict w14:anchorId="1CBD3BD6">
           <v:rect id="_x0000_i1031" style="width:0;height:1.5pt" o:hralign="center" o:hrstd="t" o:hr="t" fillcolor="#a0a0a0" stroked="f"/>
         </w:pict>
       </w:r>
@@ -1579,51 +1822,77 @@
       </w:pPr>
       <w:r>
         <w:rPr>
-          <w:b/>
-          <w:shd w:val="clear" w:color="auto" w:fill="B7B7B7"/>
-        </w:rPr>
-        <w:t># Source</w:t>
-      </w:r>
-      <w:r>
-        <w:rPr>
-          <w:shd w:val="clear" w:color="auto" w:fill="B7B7B7"/>
-        </w:rPr>
-        <w:t xml:space="preserve">: </w:t>
-      </w:r>
-      <w:r>
-        <w:rPr>
-          <w:b/>
-          <w:shd w:val="clear" w:color="auto" w:fill="B7B7B7"/>
-        </w:rPr>
-        <w:t xml:space="preserve">Chatgpt </w:t>
-      </w:r>
-      <w:r>
-        <w:rPr>
-          <w:b/>
-          <w:sz w:val="14"/>
-          <w:szCs w:val="14"/>
-          <w:shd w:val="clear" w:color="auto" w:fill="B7B7B7"/>
-        </w:rPr>
-        <w:t>(GPT</w:t>
-      </w:r>
-      <w:r>
-        <w:rPr>
-          <w:rFonts w:ascii="Cambria Math" w:hAnsi="Cambria Math" w:cs="Cambria Math"/>
-          <w:b/>
-          <w:sz w:val="14"/>
-          <w:szCs w:val="14"/>
-          <w:shd w:val="clear" w:color="auto" w:fill="B7B7B7"/>
+          <w:rFonts w:ascii="Arial" w:eastAsia="Arial" w:hAnsi="Arial" w:cs="Arial"/>
+          <w:b/>
+          <w:color w:val="000000"/>
+          <w:sz w:val="18"/>
+          <w:highlight w:val="lightGray"/>
+        </w:rPr>
+        <w:t># Source: AI Source: Provided by: [Data Path</w:t>
+      </w:r>
+      <w:r>
+        <w:rPr>
+          <w:rFonts w:ascii="Arial" w:eastAsia="Arial" w:hAnsi="Arial" w:cs="Arial"/>
+          <w:color w:val="000000"/>
+          <w:sz w:val="18"/>
+          <w:highlight w:val="lightGray"/>
+        </w:rPr>
+        <w:t xml:space="preserve">: Persons Table -&gt; ID Column: 1, Name_En Column: Motasem Essam] -&gt; </w:t>
+      </w:r>
+      <w:r>
+        <w:rPr>
+          <w:rFonts w:ascii="Arial" w:eastAsia="Arial" w:hAnsi="Arial" w:cs="Arial"/>
+          <w:b/>
+          <w:color w:val="000000"/>
+          <w:sz w:val="18"/>
+          <w:highlight w:val="lightGray"/>
+        </w:rPr>
+        <w:t>From:</w:t>
+      </w:r>
+      <w:r>
+        <w:rPr>
+          <w:rFonts w:ascii="Arial" w:eastAsia="Arial" w:hAnsi="Arial" w:cs="Arial"/>
+          <w:color w:val="000000"/>
+          <w:sz w:val="18"/>
+          <w:highlight w:val="lightGray"/>
+        </w:rPr>
+        <w:t xml:space="preserve"> [Chatgpt (GPT</w:t>
+      </w:r>
+      <w:r>
+        <w:rPr>
+          <w:rFonts w:ascii="Arial" w:eastAsia="Arial" w:hAnsi="Arial" w:cs="Cambria Math"/>
+          <w:color w:val="000000"/>
+          <w:sz w:val="18"/>
+          <w:highlight w:val="lightGray"/>
         </w:rPr>
         <w:t>‑</w:t>
       </w:r>
       <w:r>
         <w:rPr>
-          <w:b/>
-          <w:sz w:val="14"/>
-          <w:szCs w:val="14"/>
-          <w:shd w:val="clear" w:color="auto" w:fill="B7B7B7"/>
-        </w:rPr>
-        <w:t>5 Mini) at [8/14/2025]</w:t>
+          <w:rFonts w:ascii="Arial" w:eastAsia="Arial" w:hAnsi="Arial" w:cs="Arial"/>
+          <w:color w:val="000000"/>
+          <w:sz w:val="18"/>
+          <w:highlight w:val="lightGray"/>
+        </w:rPr>
+        <w:t xml:space="preserve">5 Mini)] </w:t>
+      </w:r>
+      <w:r>
+        <w:rPr>
+          <w:rFonts w:ascii="Arial" w:eastAsia="Arial" w:hAnsi="Arial" w:cs="Arial"/>
+          <w:b/>
+          <w:color w:val="000000"/>
+          <w:sz w:val="18"/>
+          <w:highlight w:val="lightGray"/>
+        </w:rPr>
+        <w:t>on</w:t>
+      </w:r>
+      <w:r>
+        <w:rPr>
+          <w:rFonts w:ascii="Arial" w:eastAsia="Arial" w:hAnsi="Arial"/>
+          <w:sz w:val="18"/>
+          <w:highlight w:val="lightGray"/>
+        </w:rPr>
+        <w:t xml:space="preserve"> [8/14/2025]</w:t>
       </w:r>
     </w:p>
     <w:p>
@@ -1632,7 +1901,7 @@
           <w:ilvl w:val="0"/>
           <w:numId w:val="10"/>
         </w:numPr>
-        <w:spacing w:before="240"/>
+        <w:spacing w:before="240" w:after="0" w:line="276" w:lineRule="auto"/>
       </w:pPr>
       <w:r>
         <w:rPr>
@@ -1667,6 +1936,7 @@
           <w:ilvl w:val="1"/>
           <w:numId w:val="10"/>
         </w:numPr>
+        <w:spacing w:after="0" w:line="276" w:lineRule="auto"/>
         <w:rPr>
           <w:rFonts w:ascii="Roboto Mono" w:eastAsia="Roboto Mono" w:hAnsi="Roboto Mono" w:cs="Roboto Mono"/>
         </w:rPr>
@@ -1690,6 +1960,7 @@
           <w:ilvl w:val="1"/>
           <w:numId w:val="10"/>
         </w:numPr>
+        <w:spacing w:after="0" w:line="276" w:lineRule="auto"/>
         <w:rPr>
           <w:rFonts w:ascii="Roboto Mono" w:eastAsia="Roboto Mono" w:hAnsi="Roboto Mono" w:cs="Roboto Mono"/>
         </w:rPr>
@@ -1713,6 +1984,7 @@
           <w:ilvl w:val="1"/>
           <w:numId w:val="10"/>
         </w:numPr>
+        <w:spacing w:after="0" w:line="276" w:lineRule="auto"/>
         <w:rPr>
           <w:rFonts w:ascii="Roboto Mono" w:eastAsia="Roboto Mono" w:hAnsi="Roboto Mono" w:cs="Roboto Mono"/>
         </w:rPr>
@@ -1736,6 +2008,7 @@
           <w:ilvl w:val="1"/>
           <w:numId w:val="10"/>
         </w:numPr>
+        <w:spacing w:after="0" w:line="276" w:lineRule="auto"/>
         <w:rPr>
           <w:rFonts w:ascii="Roboto Mono" w:eastAsia="Roboto Mono" w:hAnsi="Roboto Mono" w:cs="Roboto Mono"/>
         </w:rPr>
@@ -1759,6 +2032,7 @@
           <w:ilvl w:val="1"/>
           <w:numId w:val="10"/>
         </w:numPr>
+        <w:spacing w:after="0" w:line="276" w:lineRule="auto"/>
         <w:rPr>
           <w:rFonts w:ascii="Roboto Mono" w:eastAsia="Roboto Mono" w:hAnsi="Roboto Mono" w:cs="Roboto Mono"/>
         </w:rPr>
@@ -1782,6 +2056,7 @@
           <w:ilvl w:val="0"/>
           <w:numId w:val="10"/>
         </w:numPr>
+        <w:spacing w:after="0" w:line="276" w:lineRule="auto"/>
       </w:pPr>
       <w:r>
         <w:rPr>
@@ -1816,15 +2091,15 @@
           <w:ilvl w:val="1"/>
           <w:numId w:val="10"/>
         </w:numPr>
-        <w:rPr>
-          <w:rFonts w:ascii="Roboto Mono" w:eastAsia="Roboto Mono" w:hAnsi="Roboto Mono" w:cs="Roboto Mono"/>
-        </w:rPr>
-      </w:pPr>
-      <w:r>
-        <w:rPr>
-          <w:rFonts w:ascii="Roboto Mono" w:eastAsia="Roboto Mono" w:hAnsi="Roboto Mono" w:cs="Roboto Mono"/>
-        </w:rPr>
-        <w:lastRenderedPageBreak/>
+        <w:spacing w:after="0" w:line="276" w:lineRule="auto"/>
+        <w:rPr>
+          <w:rFonts w:ascii="Roboto Mono" w:eastAsia="Roboto Mono" w:hAnsi="Roboto Mono" w:cs="Roboto Mono"/>
+        </w:rPr>
+      </w:pPr>
+      <w:r>
+        <w:rPr>
+          <w:rFonts w:ascii="Roboto Mono" w:eastAsia="Roboto Mono" w:hAnsi="Roboto Mono" w:cs="Roboto Mono"/>
+        </w:rPr>
         <w:t>Missing information</w:t>
       </w:r>
       <w:r>
@@ -1840,6 +2115,7 @@
           <w:ilvl w:val="1"/>
           <w:numId w:val="10"/>
         </w:numPr>
+        <w:spacing w:after="0" w:line="276" w:lineRule="auto"/>
         <w:rPr>
           <w:rFonts w:ascii="Roboto Mono" w:eastAsia="Roboto Mono" w:hAnsi="Roboto Mono" w:cs="Roboto Mono"/>
         </w:rPr>
@@ -1863,6 +2139,7 @@
           <w:ilvl w:val="1"/>
           <w:numId w:val="10"/>
         </w:numPr>
+        <w:spacing w:after="0" w:line="276" w:lineRule="auto"/>
         <w:rPr>
           <w:rFonts w:ascii="Roboto Mono" w:eastAsia="Roboto Mono" w:hAnsi="Roboto Mono" w:cs="Roboto Mono"/>
         </w:rPr>
@@ -1886,6 +2163,7 @@
           <w:ilvl w:val="1"/>
           <w:numId w:val="10"/>
         </w:numPr>
+        <w:spacing w:after="0" w:line="276" w:lineRule="auto"/>
         <w:rPr>
           <w:rFonts w:ascii="Roboto Mono" w:eastAsia="Roboto Mono" w:hAnsi="Roboto Mono" w:cs="Roboto Mono"/>
         </w:rPr>
@@ -1909,6 +2187,7 @@
           <w:ilvl w:val="0"/>
           <w:numId w:val="10"/>
         </w:numPr>
+        <w:spacing w:after="0" w:line="276" w:lineRule="auto"/>
       </w:pPr>
       <w:r>
         <w:rPr>
@@ -1943,7 +2222,7 @@
           <w:ilvl w:val="0"/>
           <w:numId w:val="10"/>
         </w:numPr>
-        <w:spacing w:after="240"/>
+        <w:spacing w:after="240" w:line="276" w:lineRule="auto"/>
       </w:pPr>
       <w:r>
         <w:rPr>
@@ -1974,7 +2253,7 @@
     </w:p>
     <w:p>
       <w:r>
-        <w:pict w14:anchorId="1A1B26B4">
+        <w:pict w14:anchorId="22AD4215">
           <v:rect id="_x0000_i1032" style="width:0;height:1.5pt" o:hralign="center" o:hrstd="t" o:hr="t" fillcolor="#a0a0a0" stroked="f"/>
         </w:pict>
       </w:r>
@@ -1997,51 +2276,77 @@
       </w:pPr>
       <w:r>
         <w:rPr>
-          <w:b/>
-          <w:shd w:val="clear" w:color="auto" w:fill="B7B7B7"/>
-        </w:rPr>
-        <w:t># Source</w:t>
-      </w:r>
-      <w:r>
-        <w:rPr>
-          <w:shd w:val="clear" w:color="auto" w:fill="B7B7B7"/>
-        </w:rPr>
-        <w:t xml:space="preserve">: </w:t>
-      </w:r>
-      <w:r>
-        <w:rPr>
-          <w:b/>
-          <w:shd w:val="clear" w:color="auto" w:fill="B7B7B7"/>
-        </w:rPr>
-        <w:t xml:space="preserve">Chatgpt </w:t>
-      </w:r>
-      <w:r>
-        <w:rPr>
-          <w:b/>
-          <w:sz w:val="14"/>
-          <w:szCs w:val="14"/>
-          <w:shd w:val="clear" w:color="auto" w:fill="B7B7B7"/>
-        </w:rPr>
-        <w:t>(GPT</w:t>
-      </w:r>
-      <w:r>
-        <w:rPr>
-          <w:rFonts w:ascii="Cambria Math" w:hAnsi="Cambria Math" w:cs="Cambria Math"/>
-          <w:b/>
-          <w:sz w:val="14"/>
-          <w:szCs w:val="14"/>
-          <w:shd w:val="clear" w:color="auto" w:fill="B7B7B7"/>
+          <w:rFonts w:ascii="Arial" w:eastAsia="Arial" w:hAnsi="Arial" w:cs="Arial"/>
+          <w:b/>
+          <w:color w:val="000000"/>
+          <w:sz w:val="18"/>
+          <w:highlight w:val="lightGray"/>
+        </w:rPr>
+        <w:t># Source: AI Source: Provided by: [Data Path</w:t>
+      </w:r>
+      <w:r>
+        <w:rPr>
+          <w:rFonts w:ascii="Arial" w:eastAsia="Arial" w:hAnsi="Arial" w:cs="Arial"/>
+          <w:color w:val="000000"/>
+          <w:sz w:val="18"/>
+          <w:highlight w:val="lightGray"/>
+        </w:rPr>
+        <w:t xml:space="preserve">: Persons Table -&gt; ID Column: 1, Name_En Column: Motasem Essam] -&gt; </w:t>
+      </w:r>
+      <w:r>
+        <w:rPr>
+          <w:rFonts w:ascii="Arial" w:eastAsia="Arial" w:hAnsi="Arial" w:cs="Arial"/>
+          <w:b/>
+          <w:color w:val="000000"/>
+          <w:sz w:val="18"/>
+          <w:highlight w:val="lightGray"/>
+        </w:rPr>
+        <w:t>From:</w:t>
+      </w:r>
+      <w:r>
+        <w:rPr>
+          <w:rFonts w:ascii="Arial" w:eastAsia="Arial" w:hAnsi="Arial" w:cs="Arial"/>
+          <w:color w:val="000000"/>
+          <w:sz w:val="18"/>
+          <w:highlight w:val="lightGray"/>
+        </w:rPr>
+        <w:t xml:space="preserve"> [Chatgpt (GPT</w:t>
+      </w:r>
+      <w:r>
+        <w:rPr>
+          <w:rFonts w:ascii="Arial" w:eastAsia="Arial" w:hAnsi="Arial" w:cs="Cambria Math"/>
+          <w:color w:val="000000"/>
+          <w:sz w:val="18"/>
+          <w:highlight w:val="lightGray"/>
         </w:rPr>
         <w:t>‑</w:t>
       </w:r>
       <w:r>
         <w:rPr>
-          <w:b/>
-          <w:sz w:val="14"/>
-          <w:szCs w:val="14"/>
-          <w:shd w:val="clear" w:color="auto" w:fill="B7B7B7"/>
-        </w:rPr>
-        <w:t>5 Mini) at [8/14/2025]</w:t>
+          <w:rFonts w:ascii="Arial" w:eastAsia="Arial" w:hAnsi="Arial" w:cs="Arial"/>
+          <w:color w:val="000000"/>
+          <w:sz w:val="18"/>
+          <w:highlight w:val="lightGray"/>
+        </w:rPr>
+        <w:t xml:space="preserve">5 Mini)] </w:t>
+      </w:r>
+      <w:r>
+        <w:rPr>
+          <w:rFonts w:ascii="Arial" w:eastAsia="Arial" w:hAnsi="Arial" w:cs="Arial"/>
+          <w:b/>
+          <w:color w:val="000000"/>
+          <w:sz w:val="18"/>
+          <w:highlight w:val="lightGray"/>
+        </w:rPr>
+        <w:t>on</w:t>
+      </w:r>
+      <w:r>
+        <w:rPr>
+          <w:rFonts w:ascii="Arial" w:eastAsia="Arial" w:hAnsi="Arial"/>
+          <w:sz w:val="18"/>
+          <w:highlight w:val="lightGray"/>
+        </w:rPr>
+        <w:t xml:space="preserve"> [8/14/2025]</w:t>
       </w:r>
     </w:p>
     <w:p>
@@ -2050,7 +2355,7 @@
           <w:ilvl w:val="0"/>
           <w:numId w:val="5"/>
         </w:numPr>
-        <w:spacing w:before="240"/>
+        <w:spacing w:before="240" w:after="0" w:line="276" w:lineRule="auto"/>
       </w:pPr>
       <w:r>
         <w:rPr>
@@ -2084,6 +2389,7 @@
           <w:ilvl w:val="0"/>
           <w:numId w:val="5"/>
         </w:numPr>
+        <w:spacing w:after="0" w:line="276" w:lineRule="auto"/>
       </w:pPr>
       <w:r>
         <w:rPr>
@@ -2117,7 +2423,7 @@
           <w:ilvl w:val="0"/>
           <w:numId w:val="5"/>
         </w:numPr>
-        <w:spacing w:after="240"/>
+        <w:spacing w:after="240" w:line="276" w:lineRule="auto"/>
       </w:pPr>
       <w:r>
         <w:rPr>
@@ -2144,7 +2450,7 @@
     </w:p>
     <w:p>
       <w:r>
-        <w:pict w14:anchorId="1EA89552">
+        <w:pict w14:anchorId="6BCCE217">
           <v:rect id="_x0000_i1033" style="width:0;height:1.5pt" o:hralign="center" o:hrstd="t" o:hr="t" fillcolor="#a0a0a0" stroked="f"/>
         </w:pict>
       </w:r>
@@ -2167,51 +2473,77 @@
       </w:pPr>
       <w:r>
         <w:rPr>
-          <w:b/>
-          <w:shd w:val="clear" w:color="auto" w:fill="B7B7B7"/>
-        </w:rPr>
-        <w:t># Source</w:t>
-      </w:r>
-      <w:r>
-        <w:rPr>
-          <w:shd w:val="clear" w:color="auto" w:fill="B7B7B7"/>
-        </w:rPr>
-        <w:t xml:space="preserve">: </w:t>
-      </w:r>
-      <w:r>
-        <w:rPr>
-          <w:b/>
-          <w:shd w:val="clear" w:color="auto" w:fill="B7B7B7"/>
-        </w:rPr>
-        <w:t xml:space="preserve">Chatgpt </w:t>
-      </w:r>
-      <w:r>
-        <w:rPr>
-          <w:b/>
-          <w:sz w:val="14"/>
-          <w:szCs w:val="14"/>
-          <w:shd w:val="clear" w:color="auto" w:fill="B7B7B7"/>
-        </w:rPr>
-        <w:t>(GPT</w:t>
-      </w:r>
-      <w:r>
-        <w:rPr>
-          <w:rFonts w:ascii="Cambria Math" w:hAnsi="Cambria Math" w:cs="Cambria Math"/>
-          <w:b/>
-          <w:sz w:val="14"/>
-          <w:szCs w:val="14"/>
-          <w:shd w:val="clear" w:color="auto" w:fill="B7B7B7"/>
+          <w:rFonts w:ascii="Arial" w:eastAsia="Arial" w:hAnsi="Arial" w:cs="Arial"/>
+          <w:b/>
+          <w:color w:val="000000"/>
+          <w:sz w:val="18"/>
+          <w:highlight w:val="lightGray"/>
+        </w:rPr>
+        <w:t># Source: AI Source: Provided by: [Data Path</w:t>
+      </w:r>
+      <w:r>
+        <w:rPr>
+          <w:rFonts w:ascii="Arial" w:eastAsia="Arial" w:hAnsi="Arial" w:cs="Arial"/>
+          <w:color w:val="000000"/>
+          <w:sz w:val="18"/>
+          <w:highlight w:val="lightGray"/>
+        </w:rPr>
+        <w:t xml:space="preserve">: Persons Table -&gt; ID Column: 1, Name_En Column: Motasem Essam] -&gt; </w:t>
+      </w:r>
+      <w:r>
+        <w:rPr>
+          <w:rFonts w:ascii="Arial" w:eastAsia="Arial" w:hAnsi="Arial" w:cs="Arial"/>
+          <w:b/>
+          <w:color w:val="000000"/>
+          <w:sz w:val="18"/>
+          <w:highlight w:val="lightGray"/>
+        </w:rPr>
+        <w:t>From:</w:t>
+      </w:r>
+      <w:r>
+        <w:rPr>
+          <w:rFonts w:ascii="Arial" w:eastAsia="Arial" w:hAnsi="Arial" w:cs="Arial"/>
+          <w:color w:val="000000"/>
+          <w:sz w:val="18"/>
+          <w:highlight w:val="lightGray"/>
+        </w:rPr>
+        <w:t xml:space="preserve"> [Chatgpt (GPT</w:t>
+      </w:r>
+      <w:r>
+        <w:rPr>
+          <w:rFonts w:ascii="Arial" w:eastAsia="Arial" w:hAnsi="Arial" w:cs="Cambria Math"/>
+          <w:color w:val="000000"/>
+          <w:sz w:val="18"/>
+          <w:highlight w:val="lightGray"/>
         </w:rPr>
         <w:t>‑</w:t>
       </w:r>
       <w:r>
         <w:rPr>
-          <w:b/>
-          <w:sz w:val="14"/>
-          <w:szCs w:val="14"/>
-          <w:shd w:val="clear" w:color="auto" w:fill="B7B7B7"/>
-        </w:rPr>
-        <w:t>5 Mini) at [8/14/2025]</w:t>
+          <w:rFonts w:ascii="Arial" w:eastAsia="Arial" w:hAnsi="Arial" w:cs="Arial"/>
+          <w:color w:val="000000"/>
+          <w:sz w:val="18"/>
+          <w:highlight w:val="lightGray"/>
+        </w:rPr>
+        <w:t xml:space="preserve">5 Mini)] </w:t>
+      </w:r>
+      <w:r>
+        <w:rPr>
+          <w:rFonts w:ascii="Arial" w:eastAsia="Arial" w:hAnsi="Arial" w:cs="Arial"/>
+          <w:b/>
+          <w:color w:val="000000"/>
+          <w:sz w:val="18"/>
+          <w:highlight w:val="lightGray"/>
+        </w:rPr>
+        <w:t>on</w:t>
+      </w:r>
+      <w:r>
+        <w:rPr>
+          <w:rFonts w:ascii="Arial" w:eastAsia="Arial" w:hAnsi="Arial"/>
+          <w:sz w:val="18"/>
+          <w:highlight w:val="lightGray"/>
+        </w:rPr>
+        <w:t xml:space="preserve"> [8/14/2025]</w:t>
       </w:r>
     </w:p>
     <w:p>
@@ -2220,7 +2552,7 @@
           <w:ilvl w:val="0"/>
           <w:numId w:val="13"/>
         </w:numPr>
-        <w:spacing w:before="240"/>
+        <w:spacing w:before="240" w:after="0" w:line="276" w:lineRule="auto"/>
       </w:pPr>
       <w:r>
         <w:rPr>
@@ -2248,6 +2580,7 @@
           <w:ilvl w:val="0"/>
           <w:numId w:val="13"/>
         </w:numPr>
+        <w:spacing w:after="0" w:line="276" w:lineRule="auto"/>
         <w:rPr>
           <w:rFonts w:ascii="Roboto Mono" w:eastAsia="Roboto Mono" w:hAnsi="Roboto Mono" w:cs="Roboto Mono"/>
         </w:rPr>
@@ -2273,14 +2606,13 @@
           <w:ilvl w:val="0"/>
           <w:numId w:val="13"/>
         </w:numPr>
-        <w:spacing w:after="240"/>
-      </w:pPr>
-      <w:r>
-        <w:rPr>
-          <w:rFonts w:ascii="Roboto Mono" w:eastAsia="Roboto Mono" w:hAnsi="Roboto Mono" w:cs="Roboto Mono"/>
-          <w:b/>
-        </w:rPr>
-        <w:lastRenderedPageBreak/>
+        <w:spacing w:after="240" w:line="276" w:lineRule="auto"/>
+      </w:pPr>
+      <w:r>
+        <w:rPr>
+          <w:rFonts w:ascii="Roboto Mono" w:eastAsia="Roboto Mono" w:hAnsi="Roboto Mono" w:cs="Roboto Mono"/>
+          <w:b/>
+        </w:rPr>
         <w:t>Improves clarity</w:t>
       </w:r>
       <w:r>
@@ -2298,7 +2630,7 @@
     </w:p>
     <w:p>
       <w:r>
-        <w:pict w14:anchorId="44751AAB">
+        <w:pict w14:anchorId="2E0A6A9E">
           <v:rect id="_x0000_i1034" style="width:0;height:1.5pt" o:hralign="center" o:hrstd="t" o:hr="t" fillcolor="#a0a0a0" stroked="f"/>
         </w:pict>
       </w:r>
@@ -2339,7 +2671,7 @@
     </w:p>
     <w:p>
       <w:r>
-        <w:pict w14:anchorId="5B8CEE95">
+        <w:pict w14:anchorId="60A8F65B">
           <v:rect id="_x0000_i1035" style="width:0;height:1.5pt" o:hralign="center" o:hrstd="t" o:hr="t" fillcolor="#a0a0a0" stroked="f"/>
         </w:pict>
       </w:r>
@@ -2361,51 +2693,77 @@
       </w:pPr>
       <w:r>
         <w:rPr>
-          <w:b/>
-          <w:shd w:val="clear" w:color="auto" w:fill="B7B7B7"/>
-        </w:rPr>
-        <w:t># Source</w:t>
-      </w:r>
-      <w:r>
-        <w:rPr>
-          <w:shd w:val="clear" w:color="auto" w:fill="B7B7B7"/>
-        </w:rPr>
-        <w:t xml:space="preserve">: </w:t>
-      </w:r>
-      <w:r>
-        <w:rPr>
-          <w:b/>
-          <w:shd w:val="clear" w:color="auto" w:fill="B7B7B7"/>
-        </w:rPr>
-        <w:t xml:space="preserve">Chatgpt </w:t>
-      </w:r>
-      <w:r>
-        <w:rPr>
-          <w:b/>
-          <w:sz w:val="14"/>
-          <w:szCs w:val="14"/>
-          <w:shd w:val="clear" w:color="auto" w:fill="B7B7B7"/>
-        </w:rPr>
-        <w:t>(GPT</w:t>
-      </w:r>
-      <w:r>
-        <w:rPr>
-          <w:rFonts w:ascii="Cambria Math" w:hAnsi="Cambria Math" w:cs="Cambria Math"/>
-          <w:b/>
-          <w:sz w:val="14"/>
-          <w:szCs w:val="14"/>
-          <w:shd w:val="clear" w:color="auto" w:fill="B7B7B7"/>
+          <w:rFonts w:ascii="Arial" w:eastAsia="Arial" w:hAnsi="Arial" w:cs="Arial"/>
+          <w:b/>
+          <w:color w:val="000000"/>
+          <w:sz w:val="18"/>
+          <w:highlight w:val="lightGray"/>
+        </w:rPr>
+        <w:t># Source: AI Source: Provided by: [Data Path</w:t>
+      </w:r>
+      <w:r>
+        <w:rPr>
+          <w:rFonts w:ascii="Arial" w:eastAsia="Arial" w:hAnsi="Arial" w:cs="Arial"/>
+          <w:color w:val="000000"/>
+          <w:sz w:val="18"/>
+          <w:highlight w:val="lightGray"/>
+        </w:rPr>
+        <w:t xml:space="preserve">: Persons Table -&gt; ID Column: 1, Name_En Column: Motasem Essam] -&gt; </w:t>
+      </w:r>
+      <w:r>
+        <w:rPr>
+          <w:rFonts w:ascii="Arial" w:eastAsia="Arial" w:hAnsi="Arial" w:cs="Arial"/>
+          <w:b/>
+          <w:color w:val="000000"/>
+          <w:sz w:val="18"/>
+          <w:highlight w:val="lightGray"/>
+        </w:rPr>
+        <w:t>From:</w:t>
+      </w:r>
+      <w:r>
+        <w:rPr>
+          <w:rFonts w:ascii="Arial" w:eastAsia="Arial" w:hAnsi="Arial" w:cs="Arial"/>
+          <w:color w:val="000000"/>
+          <w:sz w:val="18"/>
+          <w:highlight w:val="lightGray"/>
+        </w:rPr>
+        <w:t xml:space="preserve"> [Chatgpt (GPT</w:t>
+      </w:r>
+      <w:r>
+        <w:rPr>
+          <w:rFonts w:ascii="Arial" w:eastAsia="Arial" w:hAnsi="Arial" w:cs="Cambria Math"/>
+          <w:color w:val="000000"/>
+          <w:sz w:val="18"/>
+          <w:highlight w:val="lightGray"/>
         </w:rPr>
         <w:t>‑</w:t>
       </w:r>
       <w:r>
         <w:rPr>
-          <w:b/>
-          <w:sz w:val="14"/>
-          <w:szCs w:val="14"/>
-          <w:shd w:val="clear" w:color="auto" w:fill="B7B7B7"/>
-        </w:rPr>
-        <w:t>5 Mini) at [8/14/2025]</w:t>
+          <w:rFonts w:ascii="Arial" w:eastAsia="Arial" w:hAnsi="Arial" w:cs="Arial"/>
+          <w:color w:val="000000"/>
+          <w:sz w:val="18"/>
+          <w:highlight w:val="lightGray"/>
+        </w:rPr>
+        <w:t xml:space="preserve">5 Mini)] </w:t>
+      </w:r>
+      <w:r>
+        <w:rPr>
+          <w:rFonts w:ascii="Arial" w:eastAsia="Arial" w:hAnsi="Arial" w:cs="Arial"/>
+          <w:b/>
+          <w:color w:val="000000"/>
+          <w:sz w:val="18"/>
+          <w:highlight w:val="lightGray"/>
+        </w:rPr>
+        <w:t>on</w:t>
+      </w:r>
+      <w:r>
+        <w:rPr>
+          <w:rFonts w:ascii="Arial" w:eastAsia="Arial" w:hAnsi="Arial"/>
+          <w:sz w:val="18"/>
+          <w:highlight w:val="lightGray"/>
+        </w:rPr>
+        <w:t xml:space="preserve"> [8/14/2025]</w:t>
       </w:r>
     </w:p>
     <w:p>
@@ -2450,7 +2808,7 @@
     </w:p>
     <w:p>
       <w:r>
-        <w:pict w14:anchorId="48A9A983">
+        <w:pict w14:anchorId="4CFFDB6C">
           <v:rect id="_x0000_i1036" style="width:0;height:1.5pt" o:hralign="center" o:hrstd="t" o:hr="t" fillcolor="#a0a0a0" stroked="f"/>
         </w:pict>
       </w:r>
@@ -2473,51 +2831,77 @@
       </w:pPr>
       <w:r>
         <w:rPr>
-          <w:b/>
-          <w:shd w:val="clear" w:color="auto" w:fill="B7B7B7"/>
-        </w:rPr>
-        <w:t># Source</w:t>
-      </w:r>
-      <w:r>
-        <w:rPr>
-          <w:shd w:val="clear" w:color="auto" w:fill="B7B7B7"/>
-        </w:rPr>
-        <w:t xml:space="preserve">: </w:t>
-      </w:r>
-      <w:r>
-        <w:rPr>
-          <w:b/>
-          <w:shd w:val="clear" w:color="auto" w:fill="B7B7B7"/>
-        </w:rPr>
-        <w:t xml:space="preserve">Chatgpt </w:t>
-      </w:r>
-      <w:r>
-        <w:rPr>
-          <w:b/>
-          <w:sz w:val="14"/>
-          <w:szCs w:val="14"/>
-          <w:shd w:val="clear" w:color="auto" w:fill="B7B7B7"/>
-        </w:rPr>
-        <w:t>(GPT</w:t>
-      </w:r>
-      <w:r>
-        <w:rPr>
-          <w:rFonts w:ascii="Cambria Math" w:hAnsi="Cambria Math" w:cs="Cambria Math"/>
-          <w:b/>
-          <w:sz w:val="14"/>
-          <w:szCs w:val="14"/>
-          <w:shd w:val="clear" w:color="auto" w:fill="B7B7B7"/>
+          <w:rFonts w:ascii="Arial" w:eastAsia="Arial" w:hAnsi="Arial" w:cs="Arial"/>
+          <w:b/>
+          <w:color w:val="000000"/>
+          <w:sz w:val="18"/>
+          <w:highlight w:val="lightGray"/>
+        </w:rPr>
+        <w:t># Source: AI Source: Provided by: [Data Path</w:t>
+      </w:r>
+      <w:r>
+        <w:rPr>
+          <w:rFonts w:ascii="Arial" w:eastAsia="Arial" w:hAnsi="Arial" w:cs="Arial"/>
+          <w:color w:val="000000"/>
+          <w:sz w:val="18"/>
+          <w:highlight w:val="lightGray"/>
+        </w:rPr>
+        <w:t xml:space="preserve">: Persons Table -&gt; ID Column: 1, Name_En Column: Motasem Essam] -&gt; </w:t>
+      </w:r>
+      <w:r>
+        <w:rPr>
+          <w:rFonts w:ascii="Arial" w:eastAsia="Arial" w:hAnsi="Arial" w:cs="Arial"/>
+          <w:b/>
+          <w:color w:val="000000"/>
+          <w:sz w:val="18"/>
+          <w:highlight w:val="lightGray"/>
+        </w:rPr>
+        <w:t>From:</w:t>
+      </w:r>
+      <w:r>
+        <w:rPr>
+          <w:rFonts w:ascii="Arial" w:eastAsia="Arial" w:hAnsi="Arial" w:cs="Arial"/>
+          <w:color w:val="000000"/>
+          <w:sz w:val="18"/>
+          <w:highlight w:val="lightGray"/>
+        </w:rPr>
+        <w:t xml:space="preserve"> [Chatgpt (GPT</w:t>
+      </w:r>
+      <w:r>
+        <w:rPr>
+          <w:rFonts w:ascii="Arial" w:eastAsia="Arial" w:hAnsi="Arial" w:cs="Cambria Math"/>
+          <w:color w:val="000000"/>
+          <w:sz w:val="18"/>
+          <w:highlight w:val="lightGray"/>
         </w:rPr>
         <w:t>‑</w:t>
       </w:r>
       <w:r>
         <w:rPr>
-          <w:b/>
-          <w:sz w:val="14"/>
-          <w:szCs w:val="14"/>
-          <w:shd w:val="clear" w:color="auto" w:fill="B7B7B7"/>
-        </w:rPr>
-        <w:t>5 Mini) at [8/14/2025]</w:t>
+          <w:rFonts w:ascii="Arial" w:eastAsia="Arial" w:hAnsi="Arial" w:cs="Arial"/>
+          <w:color w:val="000000"/>
+          <w:sz w:val="18"/>
+          <w:highlight w:val="lightGray"/>
+        </w:rPr>
+        <w:t xml:space="preserve">5 Mini)] </w:t>
+      </w:r>
+      <w:r>
+        <w:rPr>
+          <w:rFonts w:ascii="Arial" w:eastAsia="Arial" w:hAnsi="Arial" w:cs="Arial"/>
+          <w:b/>
+          <w:color w:val="000000"/>
+          <w:sz w:val="18"/>
+          <w:highlight w:val="lightGray"/>
+        </w:rPr>
+        <w:t>on</w:t>
+      </w:r>
+      <w:r>
+        <w:rPr>
+          <w:rFonts w:ascii="Arial" w:eastAsia="Arial" w:hAnsi="Arial"/>
+          <w:sz w:val="18"/>
+          <w:highlight w:val="lightGray"/>
+        </w:rPr>
+        <w:t xml:space="preserve"> [8/14/2025]</w:t>
       </w:r>
     </w:p>
     <w:p>
@@ -2526,7 +2910,7 @@
           <w:ilvl w:val="0"/>
           <w:numId w:val="6"/>
         </w:numPr>
-        <w:spacing w:before="240"/>
+        <w:spacing w:before="240" w:after="0" w:line="276" w:lineRule="auto"/>
       </w:pPr>
       <w:r>
         <w:rPr>
@@ -2554,6 +2938,7 @@
           <w:ilvl w:val="0"/>
           <w:numId w:val="6"/>
         </w:numPr>
+        <w:spacing w:after="0" w:line="276" w:lineRule="auto"/>
       </w:pPr>
       <w:r>
         <w:rPr>
@@ -2581,6 +2966,7 @@
           <w:ilvl w:val="0"/>
           <w:numId w:val="6"/>
         </w:numPr>
+        <w:spacing w:after="0" w:line="276" w:lineRule="auto"/>
       </w:pPr>
       <w:r>
         <w:rPr>
@@ -2608,7 +2994,7 @@
           <w:ilvl w:val="0"/>
           <w:numId w:val="6"/>
         </w:numPr>
-        <w:spacing w:after="240"/>
+        <w:spacing w:after="240" w:line="276" w:lineRule="auto"/>
       </w:pPr>
       <w:r>
         <w:rPr>
@@ -2632,7 +3018,7 @@
     </w:p>
     <w:p>
       <w:r>
-        <w:pict w14:anchorId="2FD8E932">
+        <w:pict w14:anchorId="0E919A53">
           <v:rect id="_x0000_i1037" style="width:0;height:1.5pt" o:hralign="center" o:hrstd="t" o:hr="t" fillcolor="#a0a0a0" stroked="f"/>
         </w:pict>
       </w:r>
@@ -2655,51 +3041,77 @@
       </w:pPr>
       <w:r>
         <w:rPr>
-          <w:b/>
-          <w:shd w:val="clear" w:color="auto" w:fill="B7B7B7"/>
-        </w:rPr>
-        <w:t># Source</w:t>
-      </w:r>
-      <w:r>
-        <w:rPr>
-          <w:shd w:val="clear" w:color="auto" w:fill="B7B7B7"/>
-        </w:rPr>
-        <w:t xml:space="preserve">: </w:t>
-      </w:r>
-      <w:r>
-        <w:rPr>
-          <w:b/>
-          <w:shd w:val="clear" w:color="auto" w:fill="B7B7B7"/>
-        </w:rPr>
-        <w:t xml:space="preserve">Chatgpt </w:t>
-      </w:r>
-      <w:r>
-        <w:rPr>
-          <w:b/>
-          <w:sz w:val="14"/>
-          <w:szCs w:val="14"/>
-          <w:shd w:val="clear" w:color="auto" w:fill="B7B7B7"/>
-        </w:rPr>
-        <w:t>(GPT</w:t>
-      </w:r>
-      <w:r>
-        <w:rPr>
-          <w:rFonts w:ascii="Cambria Math" w:hAnsi="Cambria Math" w:cs="Cambria Math"/>
-          <w:b/>
-          <w:sz w:val="14"/>
-          <w:szCs w:val="14"/>
-          <w:shd w:val="clear" w:color="auto" w:fill="B7B7B7"/>
+          <w:rFonts w:ascii="Arial" w:eastAsia="Arial" w:hAnsi="Arial" w:cs="Arial"/>
+          <w:b/>
+          <w:color w:val="000000"/>
+          <w:sz w:val="18"/>
+          <w:highlight w:val="lightGray"/>
+        </w:rPr>
+        <w:t># Source: AI Source: Provided by: [Data Path</w:t>
+      </w:r>
+      <w:r>
+        <w:rPr>
+          <w:rFonts w:ascii="Arial" w:eastAsia="Arial" w:hAnsi="Arial" w:cs="Arial"/>
+          <w:color w:val="000000"/>
+          <w:sz w:val="18"/>
+          <w:highlight w:val="lightGray"/>
+        </w:rPr>
+        <w:t xml:space="preserve">: Persons Table -&gt; ID Column: 1, Name_En Column: Motasem Essam] -&gt; </w:t>
+      </w:r>
+      <w:r>
+        <w:rPr>
+          <w:rFonts w:ascii="Arial" w:eastAsia="Arial" w:hAnsi="Arial" w:cs="Arial"/>
+          <w:b/>
+          <w:color w:val="000000"/>
+          <w:sz w:val="18"/>
+          <w:highlight w:val="lightGray"/>
+        </w:rPr>
+        <w:t>From:</w:t>
+      </w:r>
+      <w:r>
+        <w:rPr>
+          <w:rFonts w:ascii="Arial" w:eastAsia="Arial" w:hAnsi="Arial" w:cs="Arial"/>
+          <w:color w:val="000000"/>
+          <w:sz w:val="18"/>
+          <w:highlight w:val="lightGray"/>
+        </w:rPr>
+        <w:t xml:space="preserve"> [Chatgpt (GPT</w:t>
+      </w:r>
+      <w:r>
+        <w:rPr>
+          <w:rFonts w:ascii="Arial" w:eastAsia="Arial" w:hAnsi="Arial" w:cs="Cambria Math"/>
+          <w:color w:val="000000"/>
+          <w:sz w:val="18"/>
+          <w:highlight w:val="lightGray"/>
         </w:rPr>
         <w:t>‑</w:t>
       </w:r>
       <w:r>
         <w:rPr>
-          <w:b/>
-          <w:sz w:val="14"/>
-          <w:szCs w:val="14"/>
-          <w:shd w:val="clear" w:color="auto" w:fill="B7B7B7"/>
-        </w:rPr>
-        <w:t>5 Mini) at [8/14/2025]</w:t>
+          <w:rFonts w:ascii="Arial" w:eastAsia="Arial" w:hAnsi="Arial" w:cs="Arial"/>
+          <w:color w:val="000000"/>
+          <w:sz w:val="18"/>
+          <w:highlight w:val="lightGray"/>
+        </w:rPr>
+        <w:t xml:space="preserve">5 Mini)] </w:t>
+      </w:r>
+      <w:r>
+        <w:rPr>
+          <w:rFonts w:ascii="Arial" w:eastAsia="Arial" w:hAnsi="Arial" w:cs="Arial"/>
+          <w:b/>
+          <w:color w:val="000000"/>
+          <w:sz w:val="18"/>
+          <w:highlight w:val="lightGray"/>
+        </w:rPr>
+        <w:t>on</w:t>
+      </w:r>
+      <w:r>
+        <w:rPr>
+          <w:rFonts w:ascii="Arial" w:eastAsia="Arial" w:hAnsi="Arial"/>
+          <w:sz w:val="18"/>
+          <w:highlight w:val="lightGray"/>
+        </w:rPr>
+        <w:t xml:space="preserve"> [8/14/2025]</w:t>
       </w:r>
     </w:p>
     <w:p>
@@ -2708,14 +3120,13 @@
           <w:ilvl w:val="0"/>
           <w:numId w:val="14"/>
         </w:numPr>
-        <w:spacing w:before="240"/>
-      </w:pPr>
-      <w:r>
-        <w:rPr>
-          <w:rFonts w:ascii="Roboto Mono" w:eastAsia="Roboto Mono" w:hAnsi="Roboto Mono" w:cs="Roboto Mono"/>
-          <w:b/>
-        </w:rPr>
-        <w:lastRenderedPageBreak/>
+        <w:spacing w:before="240" w:after="0" w:line="276" w:lineRule="auto"/>
+      </w:pPr>
+      <w:r>
+        <w:rPr>
+          <w:rFonts w:ascii="Roboto Mono" w:eastAsia="Roboto Mono" w:hAnsi="Roboto Mono" w:cs="Roboto Mono"/>
+          <w:b/>
+        </w:rPr>
         <w:t>Definition:</w:t>
       </w:r>
       <w:r>
@@ -2750,6 +3161,7 @@
           <w:ilvl w:val="0"/>
           <w:numId w:val="14"/>
         </w:numPr>
+        <w:spacing w:after="0" w:line="276" w:lineRule="auto"/>
       </w:pPr>
       <w:r>
         <w:rPr>
@@ -2777,6 +3189,7 @@
           <w:ilvl w:val="0"/>
           <w:numId w:val="14"/>
         </w:numPr>
+        <w:spacing w:after="0" w:line="276" w:lineRule="auto"/>
       </w:pPr>
       <w:r>
         <w:rPr>
@@ -2804,7 +3217,7 @@
           <w:ilvl w:val="0"/>
           <w:numId w:val="14"/>
         </w:numPr>
-        <w:spacing w:after="240"/>
+        <w:spacing w:after="240" w:line="276" w:lineRule="auto"/>
       </w:pPr>
       <w:r>
         <w:rPr>
@@ -2828,7 +3241,7 @@
     </w:p>
     <w:p>
       <w:r>
-        <w:pict w14:anchorId="2F76FE81">
+        <w:pict w14:anchorId="02DA1EB3">
           <v:rect id="_x0000_i1038" style="width:0;height:1.5pt" o:hralign="center" o:hrstd="t" o:hr="t" fillcolor="#a0a0a0" stroked="f"/>
         </w:pict>
       </w:r>
@@ -2851,51 +3264,77 @@
       </w:pPr>
       <w:r>
         <w:rPr>
-          <w:b/>
-          <w:shd w:val="clear" w:color="auto" w:fill="B7B7B7"/>
-        </w:rPr>
-        <w:t># Source</w:t>
-      </w:r>
-      <w:r>
-        <w:rPr>
-          <w:shd w:val="clear" w:color="auto" w:fill="B7B7B7"/>
-        </w:rPr>
-        <w:t xml:space="preserve">: </w:t>
-      </w:r>
-      <w:r>
-        <w:rPr>
-          <w:b/>
-          <w:shd w:val="clear" w:color="auto" w:fill="B7B7B7"/>
-        </w:rPr>
-        <w:t xml:space="preserve">Chatgpt </w:t>
-      </w:r>
-      <w:r>
-        <w:rPr>
-          <w:b/>
-          <w:sz w:val="14"/>
-          <w:szCs w:val="14"/>
-          <w:shd w:val="clear" w:color="auto" w:fill="B7B7B7"/>
-        </w:rPr>
-        <w:t>(GPT</w:t>
-      </w:r>
-      <w:r>
-        <w:rPr>
-          <w:rFonts w:ascii="Cambria Math" w:hAnsi="Cambria Math" w:cs="Cambria Math"/>
-          <w:b/>
-          <w:sz w:val="14"/>
-          <w:szCs w:val="14"/>
-          <w:shd w:val="clear" w:color="auto" w:fill="B7B7B7"/>
+          <w:rFonts w:ascii="Arial" w:eastAsia="Arial" w:hAnsi="Arial" w:cs="Arial"/>
+          <w:b/>
+          <w:color w:val="000000"/>
+          <w:sz w:val="18"/>
+          <w:highlight w:val="lightGray"/>
+        </w:rPr>
+        <w:t># Source: AI Source: Provided by: [Data Path</w:t>
+      </w:r>
+      <w:r>
+        <w:rPr>
+          <w:rFonts w:ascii="Arial" w:eastAsia="Arial" w:hAnsi="Arial" w:cs="Arial"/>
+          <w:color w:val="000000"/>
+          <w:sz w:val="18"/>
+          <w:highlight w:val="lightGray"/>
+        </w:rPr>
+        <w:t xml:space="preserve">: Persons Table -&gt; ID Column: 1, Name_En Column: Motasem Essam] -&gt; </w:t>
+      </w:r>
+      <w:r>
+        <w:rPr>
+          <w:rFonts w:ascii="Arial" w:eastAsia="Arial" w:hAnsi="Arial" w:cs="Arial"/>
+          <w:b/>
+          <w:color w:val="000000"/>
+          <w:sz w:val="18"/>
+          <w:highlight w:val="lightGray"/>
+        </w:rPr>
+        <w:t>From:</w:t>
+      </w:r>
+      <w:r>
+        <w:rPr>
+          <w:rFonts w:ascii="Arial" w:eastAsia="Arial" w:hAnsi="Arial" w:cs="Arial"/>
+          <w:color w:val="000000"/>
+          <w:sz w:val="18"/>
+          <w:highlight w:val="lightGray"/>
+        </w:rPr>
+        <w:t xml:space="preserve"> [Chatgpt (GPT</w:t>
+      </w:r>
+      <w:r>
+        <w:rPr>
+          <w:rFonts w:ascii="Arial" w:eastAsia="Arial" w:hAnsi="Arial" w:cs="Cambria Math"/>
+          <w:color w:val="000000"/>
+          <w:sz w:val="18"/>
+          <w:highlight w:val="lightGray"/>
         </w:rPr>
         <w:t>‑</w:t>
       </w:r>
       <w:r>
         <w:rPr>
-          <w:b/>
-          <w:sz w:val="14"/>
-          <w:szCs w:val="14"/>
-          <w:shd w:val="clear" w:color="auto" w:fill="B7B7B7"/>
-        </w:rPr>
-        <w:t>5 Mini) at [8/14/2025]</w:t>
+          <w:rFonts w:ascii="Arial" w:eastAsia="Arial" w:hAnsi="Arial" w:cs="Arial"/>
+          <w:color w:val="000000"/>
+          <w:sz w:val="18"/>
+          <w:highlight w:val="lightGray"/>
+        </w:rPr>
+        <w:t xml:space="preserve">5 Mini)] </w:t>
+      </w:r>
+      <w:r>
+        <w:rPr>
+          <w:rFonts w:ascii="Arial" w:eastAsia="Arial" w:hAnsi="Arial" w:cs="Arial"/>
+          <w:b/>
+          <w:color w:val="000000"/>
+          <w:sz w:val="18"/>
+          <w:highlight w:val="lightGray"/>
+        </w:rPr>
+        <w:t>on</w:t>
+      </w:r>
+      <w:r>
+        <w:rPr>
+          <w:rFonts w:ascii="Arial" w:eastAsia="Arial" w:hAnsi="Arial"/>
+          <w:sz w:val="18"/>
+          <w:highlight w:val="lightGray"/>
+        </w:rPr>
+        <w:t xml:space="preserve"> [8/14/2025]</w:t>
       </w:r>
     </w:p>
     <w:p>
@@ -2904,7 +3343,7 @@
           <w:ilvl w:val="0"/>
           <w:numId w:val="9"/>
         </w:numPr>
-        <w:spacing w:before="240"/>
+        <w:spacing w:before="240" w:after="0" w:line="276" w:lineRule="auto"/>
       </w:pPr>
       <w:r>
         <w:rPr>
@@ -2945,6 +3384,7 @@
           <w:ilvl w:val="0"/>
           <w:numId w:val="9"/>
         </w:numPr>
+        <w:spacing w:after="0" w:line="276" w:lineRule="auto"/>
       </w:pPr>
       <w:r>
         <w:rPr>
@@ -2972,6 +3412,7 @@
           <w:ilvl w:val="0"/>
           <w:numId w:val="9"/>
         </w:numPr>
+        <w:spacing w:after="0" w:line="276" w:lineRule="auto"/>
       </w:pPr>
       <w:r>
         <w:rPr>
@@ -2999,7 +3440,7 @@
           <w:ilvl w:val="0"/>
           <w:numId w:val="9"/>
         </w:numPr>
-        <w:spacing w:after="240"/>
+        <w:spacing w:after="240" w:line="276" w:lineRule="auto"/>
       </w:pPr>
       <w:r>
         <w:rPr>
@@ -3020,7 +3461,7 @@
     </w:p>
     <w:p>
       <w:r>
-        <w:pict w14:anchorId="030E5E74">
+        <w:pict w14:anchorId="04D86384">
           <v:rect id="_x0000_i1039" style="width:0;height:1.5pt" o:hralign="center" o:hrstd="t" o:hr="t" fillcolor="#a0a0a0" stroked="f"/>
         </w:pict>
       </w:r>
@@ -3043,51 +3484,77 @@
       </w:pPr>
       <w:r>
         <w:rPr>
-          <w:b/>
-          <w:shd w:val="clear" w:color="auto" w:fill="B7B7B7"/>
-        </w:rPr>
-        <w:t># Source</w:t>
-      </w:r>
-      <w:r>
-        <w:rPr>
-          <w:shd w:val="clear" w:color="auto" w:fill="B7B7B7"/>
-        </w:rPr>
-        <w:t xml:space="preserve">: </w:t>
-      </w:r>
-      <w:r>
-        <w:rPr>
-          <w:b/>
-          <w:shd w:val="clear" w:color="auto" w:fill="B7B7B7"/>
-        </w:rPr>
-        <w:t xml:space="preserve">Chatgpt </w:t>
-      </w:r>
-      <w:r>
-        <w:rPr>
-          <w:b/>
-          <w:sz w:val="14"/>
-          <w:szCs w:val="14"/>
-          <w:shd w:val="clear" w:color="auto" w:fill="B7B7B7"/>
-        </w:rPr>
-        <w:t>(GPT</w:t>
-      </w:r>
-      <w:r>
-        <w:rPr>
-          <w:rFonts w:ascii="Cambria Math" w:hAnsi="Cambria Math" w:cs="Cambria Math"/>
-          <w:b/>
-          <w:sz w:val="14"/>
-          <w:szCs w:val="14"/>
-          <w:shd w:val="clear" w:color="auto" w:fill="B7B7B7"/>
+          <w:rFonts w:ascii="Arial" w:eastAsia="Arial" w:hAnsi="Arial" w:cs="Arial"/>
+          <w:b/>
+          <w:color w:val="000000"/>
+          <w:sz w:val="18"/>
+          <w:highlight w:val="lightGray"/>
+        </w:rPr>
+        <w:t># Source: AI Source: Provided by: [Data Path</w:t>
+      </w:r>
+      <w:r>
+        <w:rPr>
+          <w:rFonts w:ascii="Arial" w:eastAsia="Arial" w:hAnsi="Arial" w:cs="Arial"/>
+          <w:color w:val="000000"/>
+          <w:sz w:val="18"/>
+          <w:highlight w:val="lightGray"/>
+        </w:rPr>
+        <w:t xml:space="preserve">: Persons Table -&gt; ID Column: 1, Name_En Column: Motasem Essam] -&gt; </w:t>
+      </w:r>
+      <w:r>
+        <w:rPr>
+          <w:rFonts w:ascii="Arial" w:eastAsia="Arial" w:hAnsi="Arial" w:cs="Arial"/>
+          <w:b/>
+          <w:color w:val="000000"/>
+          <w:sz w:val="18"/>
+          <w:highlight w:val="lightGray"/>
+        </w:rPr>
+        <w:t>From:</w:t>
+      </w:r>
+      <w:r>
+        <w:rPr>
+          <w:rFonts w:ascii="Arial" w:eastAsia="Arial" w:hAnsi="Arial" w:cs="Arial"/>
+          <w:color w:val="000000"/>
+          <w:sz w:val="18"/>
+          <w:highlight w:val="lightGray"/>
+        </w:rPr>
+        <w:t xml:space="preserve"> [Chatgpt (GPT</w:t>
+      </w:r>
+      <w:r>
+        <w:rPr>
+          <w:rFonts w:ascii="Arial" w:eastAsia="Arial" w:hAnsi="Arial" w:cs="Cambria Math"/>
+          <w:color w:val="000000"/>
+          <w:sz w:val="18"/>
+          <w:highlight w:val="lightGray"/>
         </w:rPr>
         <w:t>‑</w:t>
       </w:r>
       <w:r>
         <w:rPr>
-          <w:b/>
-          <w:sz w:val="14"/>
-          <w:szCs w:val="14"/>
-          <w:shd w:val="clear" w:color="auto" w:fill="B7B7B7"/>
-        </w:rPr>
-        <w:t>5 Mini) at [8/14/2025]</w:t>
+          <w:rFonts w:ascii="Arial" w:eastAsia="Arial" w:hAnsi="Arial" w:cs="Arial"/>
+          <w:color w:val="000000"/>
+          <w:sz w:val="18"/>
+          <w:highlight w:val="lightGray"/>
+        </w:rPr>
+        <w:t xml:space="preserve">5 Mini)] </w:t>
+      </w:r>
+      <w:r>
+        <w:rPr>
+          <w:rFonts w:ascii="Arial" w:eastAsia="Arial" w:hAnsi="Arial" w:cs="Arial"/>
+          <w:b/>
+          <w:color w:val="000000"/>
+          <w:sz w:val="18"/>
+          <w:highlight w:val="lightGray"/>
+        </w:rPr>
+        <w:t>on</w:t>
+      </w:r>
+      <w:r>
+        <w:rPr>
+          <w:rFonts w:ascii="Arial" w:eastAsia="Arial" w:hAnsi="Arial"/>
+          <w:sz w:val="18"/>
+          <w:highlight w:val="lightGray"/>
+        </w:rPr>
+        <w:t xml:space="preserve"> [8/14/2025]</w:t>
       </w:r>
     </w:p>
     <w:p>
@@ -3096,7 +3563,7 @@
           <w:ilvl w:val="0"/>
           <w:numId w:val="11"/>
         </w:numPr>
-        <w:spacing w:before="240"/>
+        <w:spacing w:before="240" w:after="0" w:line="276" w:lineRule="auto"/>
       </w:pPr>
       <w:r>
         <w:rPr>
@@ -3137,6 +3604,7 @@
           <w:ilvl w:val="0"/>
           <w:numId w:val="11"/>
         </w:numPr>
+        <w:spacing w:after="0" w:line="276" w:lineRule="auto"/>
       </w:pPr>
       <w:r>
         <w:rPr>
@@ -3164,13 +3632,13 @@
           <w:ilvl w:val="0"/>
           <w:numId w:val="11"/>
         </w:numPr>
-      </w:pPr>
-      <w:r>
-        <w:rPr>
-          <w:rFonts w:ascii="Roboto Mono" w:eastAsia="Roboto Mono" w:hAnsi="Roboto Mono" w:cs="Roboto Mono"/>
-          <w:b/>
-        </w:rPr>
-        <w:lastRenderedPageBreak/>
+        <w:spacing w:after="0" w:line="276" w:lineRule="auto"/>
+      </w:pPr>
+      <w:r>
+        <w:rPr>
+          <w:rFonts w:ascii="Roboto Mono" w:eastAsia="Roboto Mono" w:hAnsi="Roboto Mono" w:cs="Roboto Mono"/>
+          <w:b/>
+        </w:rPr>
         <w:t>Goal:</w:t>
       </w:r>
       <w:r>
@@ -3192,7 +3660,7 @@
           <w:ilvl w:val="0"/>
           <w:numId w:val="11"/>
         </w:numPr>
-        <w:spacing w:after="240"/>
+        <w:spacing w:after="240" w:line="276" w:lineRule="auto"/>
       </w:pPr>
       <w:r>
         <w:rPr>
@@ -3213,7 +3681,7 @@
     </w:p>
     <w:p>
       <w:r>
-        <w:pict w14:anchorId="594A3579">
+        <w:pict w14:anchorId="7C6E720E">
           <v:rect id="_x0000_i1040" style="width:0;height:1.5pt" o:hralign="center" o:hrstd="t" o:hr="t" fillcolor="#a0a0a0" stroked="f"/>
         </w:pict>
       </w:r>
@@ -3236,51 +3704,77 @@
       </w:pPr>
       <w:r>
         <w:rPr>
-          <w:b/>
-          <w:shd w:val="clear" w:color="auto" w:fill="B7B7B7"/>
-        </w:rPr>
-        <w:t># Source</w:t>
-      </w:r>
-      <w:r>
-        <w:rPr>
-          <w:shd w:val="clear" w:color="auto" w:fill="B7B7B7"/>
-        </w:rPr>
-        <w:t xml:space="preserve">: </w:t>
-      </w:r>
-      <w:r>
-        <w:rPr>
-          <w:b/>
-          <w:shd w:val="clear" w:color="auto" w:fill="B7B7B7"/>
-        </w:rPr>
-        <w:t xml:space="preserve">Chatgpt </w:t>
-      </w:r>
-      <w:r>
-        <w:rPr>
-          <w:b/>
-          <w:sz w:val="14"/>
-          <w:szCs w:val="14"/>
-          <w:shd w:val="clear" w:color="auto" w:fill="B7B7B7"/>
-        </w:rPr>
-        <w:t>(GPT</w:t>
-      </w:r>
-      <w:r>
-        <w:rPr>
-          <w:rFonts w:ascii="Cambria Math" w:hAnsi="Cambria Math" w:cs="Cambria Math"/>
-          <w:b/>
-          <w:sz w:val="14"/>
-          <w:szCs w:val="14"/>
-          <w:shd w:val="clear" w:color="auto" w:fill="B7B7B7"/>
+          <w:rFonts w:ascii="Arial" w:eastAsia="Arial" w:hAnsi="Arial" w:cs="Arial"/>
+          <w:b/>
+          <w:color w:val="000000"/>
+          <w:sz w:val="18"/>
+          <w:highlight w:val="lightGray"/>
+        </w:rPr>
+        <w:t># Source: AI Source: Provided by: [Data Path</w:t>
+      </w:r>
+      <w:r>
+        <w:rPr>
+          <w:rFonts w:ascii="Arial" w:eastAsia="Arial" w:hAnsi="Arial" w:cs="Arial"/>
+          <w:color w:val="000000"/>
+          <w:sz w:val="18"/>
+          <w:highlight w:val="lightGray"/>
+        </w:rPr>
+        <w:t xml:space="preserve">: Persons Table -&gt; ID Column: 1, Name_En Column: Motasem Essam] -&gt; </w:t>
+      </w:r>
+      <w:r>
+        <w:rPr>
+          <w:rFonts w:ascii="Arial" w:eastAsia="Arial" w:hAnsi="Arial" w:cs="Arial"/>
+          <w:b/>
+          <w:color w:val="000000"/>
+          <w:sz w:val="18"/>
+          <w:highlight w:val="lightGray"/>
+        </w:rPr>
+        <w:t>From:</w:t>
+      </w:r>
+      <w:r>
+        <w:rPr>
+          <w:rFonts w:ascii="Arial" w:eastAsia="Arial" w:hAnsi="Arial" w:cs="Arial"/>
+          <w:color w:val="000000"/>
+          <w:sz w:val="18"/>
+          <w:highlight w:val="lightGray"/>
+        </w:rPr>
+        <w:t xml:space="preserve"> [Chatgpt (GPT</w:t>
+      </w:r>
+      <w:r>
+        <w:rPr>
+          <w:rFonts w:ascii="Arial" w:eastAsia="Arial" w:hAnsi="Arial" w:cs="Cambria Math"/>
+          <w:color w:val="000000"/>
+          <w:sz w:val="18"/>
+          <w:highlight w:val="lightGray"/>
         </w:rPr>
         <w:t>‑</w:t>
       </w:r>
       <w:r>
         <w:rPr>
-          <w:b/>
-          <w:sz w:val="14"/>
-          <w:szCs w:val="14"/>
-          <w:shd w:val="clear" w:color="auto" w:fill="B7B7B7"/>
-        </w:rPr>
-        <w:t>5 Mini) at [8/14/2025]</w:t>
+          <w:rFonts w:ascii="Arial" w:eastAsia="Arial" w:hAnsi="Arial" w:cs="Arial"/>
+          <w:color w:val="000000"/>
+          <w:sz w:val="18"/>
+          <w:highlight w:val="lightGray"/>
+        </w:rPr>
+        <w:t xml:space="preserve">5 Mini)] </w:t>
+      </w:r>
+      <w:r>
+        <w:rPr>
+          <w:rFonts w:ascii="Arial" w:eastAsia="Arial" w:hAnsi="Arial" w:cs="Arial"/>
+          <w:b/>
+          <w:color w:val="000000"/>
+          <w:sz w:val="18"/>
+          <w:highlight w:val="lightGray"/>
+        </w:rPr>
+        <w:t>on</w:t>
+      </w:r>
+      <w:r>
+        <w:rPr>
+          <w:rFonts w:ascii="Arial" w:eastAsia="Arial" w:hAnsi="Arial"/>
+          <w:sz w:val="18"/>
+          <w:highlight w:val="lightGray"/>
+        </w:rPr>
+        <w:t xml:space="preserve"> [8/14/2025]</w:t>
       </w:r>
     </w:p>
     <w:p>
@@ -3289,7 +3783,7 @@
           <w:noProof/>
         </w:rPr>
         <w:drawing>
-          <wp:inline distT="114300" distB="114300" distL="114300" distR="114300" wp14:anchorId="169080E9" wp14:editId="40AE34C0">
+          <wp:inline distT="114300" distB="114300" distL="114300" distR="114300" wp14:anchorId="7926FEA1" wp14:editId="680357DA">
             <wp:extent cx="5943600" cy="1549400"/>
             <wp:effectExtent l="0" t="0" r="0" b="0"/>
             <wp:docPr id="1" name="image1.png"/>
@@ -3981,7 +4475,7 @@
     </w:tbl>
     <w:p>
       <w:r>
-        <w:pict w14:anchorId="0EF238AE">
+        <w:pict w14:anchorId="341A6F46">
           <v:rect id="_x0000_i1041" style="width:0;height:1.5pt" o:hralign="center" o:hrstd="t" o:hr="t" fillcolor="#a0a0a0" stroked="f"/>
         </w:pict>
       </w:r>
@@ -4035,7 +4529,7 @@
     </w:p>
     <w:p>
       <w:r>
-        <w:pict w14:anchorId="7D752DE5">
+        <w:pict w14:anchorId="752BA638">
           <v:rect id="_x0000_i1042" style="width:0;height:1.5pt" o:hralign="center" o:hrstd="t" o:hr="t" fillcolor="#a0a0a0" stroked="f"/>
         </w:pict>
       </w:r>
@@ -4062,51 +4556,77 @@
       </w:pPr>
       <w:r>
         <w:rPr>
-          <w:b/>
-          <w:shd w:val="clear" w:color="auto" w:fill="B7B7B7"/>
-        </w:rPr>
-        <w:t># Source</w:t>
-      </w:r>
-      <w:r>
-        <w:rPr>
-          <w:shd w:val="clear" w:color="auto" w:fill="B7B7B7"/>
-        </w:rPr>
-        <w:t xml:space="preserve">: </w:t>
-      </w:r>
-      <w:r>
-        <w:rPr>
-          <w:b/>
-          <w:shd w:val="clear" w:color="auto" w:fill="B7B7B7"/>
-        </w:rPr>
-        <w:t xml:space="preserve">Chatgpt </w:t>
-      </w:r>
-      <w:r>
-        <w:rPr>
-          <w:b/>
-          <w:sz w:val="14"/>
-          <w:szCs w:val="14"/>
-          <w:shd w:val="clear" w:color="auto" w:fill="B7B7B7"/>
-        </w:rPr>
-        <w:t>(GPT</w:t>
-      </w:r>
-      <w:r>
-        <w:rPr>
-          <w:rFonts w:ascii="Cambria Math" w:hAnsi="Cambria Math" w:cs="Cambria Math"/>
-          <w:b/>
-          <w:sz w:val="14"/>
-          <w:szCs w:val="14"/>
-          <w:shd w:val="clear" w:color="auto" w:fill="B7B7B7"/>
+          <w:rFonts w:ascii="Arial" w:eastAsia="Arial" w:hAnsi="Arial" w:cs="Arial"/>
+          <w:b/>
+          <w:color w:val="000000"/>
+          <w:sz w:val="18"/>
+          <w:highlight w:val="lightGray"/>
+        </w:rPr>
+        <w:t># Source: AI Source: Provided by: [Data Path</w:t>
+      </w:r>
+      <w:r>
+        <w:rPr>
+          <w:rFonts w:ascii="Arial" w:eastAsia="Arial" w:hAnsi="Arial" w:cs="Arial"/>
+          <w:color w:val="000000"/>
+          <w:sz w:val="18"/>
+          <w:highlight w:val="lightGray"/>
+        </w:rPr>
+        <w:t xml:space="preserve">: Persons Table -&gt; ID Column: 1, Name_En Column: Motasem Essam] -&gt; </w:t>
+      </w:r>
+      <w:r>
+        <w:rPr>
+          <w:rFonts w:ascii="Arial" w:eastAsia="Arial" w:hAnsi="Arial" w:cs="Arial"/>
+          <w:b/>
+          <w:color w:val="000000"/>
+          <w:sz w:val="18"/>
+          <w:highlight w:val="lightGray"/>
+        </w:rPr>
+        <w:t>From:</w:t>
+      </w:r>
+      <w:r>
+        <w:rPr>
+          <w:rFonts w:ascii="Arial" w:eastAsia="Arial" w:hAnsi="Arial" w:cs="Arial"/>
+          <w:color w:val="000000"/>
+          <w:sz w:val="18"/>
+          <w:highlight w:val="lightGray"/>
+        </w:rPr>
+        <w:t xml:space="preserve"> [Chatgpt (GPT</w:t>
+      </w:r>
+      <w:r>
+        <w:rPr>
+          <w:rFonts w:ascii="Arial" w:eastAsia="Arial" w:hAnsi="Arial" w:cs="Cambria Math"/>
+          <w:color w:val="000000"/>
+          <w:sz w:val="18"/>
+          <w:highlight w:val="lightGray"/>
         </w:rPr>
         <w:t>‑</w:t>
       </w:r>
       <w:r>
         <w:rPr>
-          <w:b/>
-          <w:sz w:val="14"/>
-          <w:szCs w:val="14"/>
-          <w:shd w:val="clear" w:color="auto" w:fill="B7B7B7"/>
-        </w:rPr>
-        <w:t>5 Mini) at [8/14/2025]</w:t>
+          <w:rFonts w:ascii="Arial" w:eastAsia="Arial" w:hAnsi="Arial" w:cs="Arial"/>
+          <w:color w:val="000000"/>
+          <w:sz w:val="18"/>
+          <w:highlight w:val="lightGray"/>
+        </w:rPr>
+        <w:t xml:space="preserve">5 Mini)] </w:t>
+      </w:r>
+      <w:r>
+        <w:rPr>
+          <w:rFonts w:ascii="Arial" w:eastAsia="Arial" w:hAnsi="Arial" w:cs="Arial"/>
+          <w:b/>
+          <w:color w:val="000000"/>
+          <w:sz w:val="18"/>
+          <w:highlight w:val="lightGray"/>
+        </w:rPr>
+        <w:t>on</w:t>
+      </w:r>
+      <w:r>
+        <w:rPr>
+          <w:rFonts w:ascii="Arial" w:eastAsia="Arial" w:hAnsi="Arial"/>
+          <w:sz w:val="18"/>
+          <w:highlight w:val="lightGray"/>
+        </w:rPr>
+        <w:t xml:space="preserve"> [8/14/2025]</w:t>
       </w:r>
     </w:p>
     <w:p>
@@ -4115,7 +4635,7 @@
           <w:noProof/>
         </w:rPr>
         <w:drawing>
-          <wp:inline distT="114300" distB="114300" distL="114300" distR="114300" wp14:anchorId="762A75E0" wp14:editId="55F90131">
+          <wp:inline distT="114300" distB="114300" distL="114300" distR="114300" wp14:anchorId="634E3FA7" wp14:editId="4BECD45E">
             <wp:extent cx="5943600" cy="3962400"/>
             <wp:effectExtent l="0" t="0" r="0" b="0"/>
             <wp:docPr id="2" name="image2.png"/>
@@ -4152,11 +4672,12 @@
       </w:r>
     </w:p>
     <w:p/>
+    <w:p/>
     <w:sectPr>
       <w:pgSz w:w="12240" w:h="15840"/>
       <w:pgMar w:top="1440" w:right="1440" w:bottom="1440" w:left="1440" w:header="720" w:footer="720" w:gutter="0"/>
-      <w:pgNumType w:start="1"/>
       <w:cols w:space="720"/>
+      <w:docGrid w:linePitch="360"/>
     </w:sectPr>
   </w:body>
 </w:document>
@@ -6191,18 +6712,6 @@
   <w:style w:type="paragraph" w:default="1" w:styleId="Normal">
     <w:name w:val="Normal"/>
     <w:qFormat/>
-    <w:rsid w:val="000B4298"/>
-    <w:pPr>
-      <w:spacing w:after="0" w:line="276" w:lineRule="auto"/>
-    </w:pPr>
-    <w:rPr>
-      <w:rFonts w:ascii="Arial" w:eastAsia="Arial" w:hAnsi="Arial" w:cs="Arial"/>
-      <w:kern w:val="0"/>
-      <w:sz w:val="22"/>
-      <w:szCs w:val="22"/>
-      <w:lang w:val="en"/>
-      <w14:ligatures w14:val="none"/>
-    </w:rPr>
   </w:style>
   <w:style w:type="paragraph" w:styleId="Heading1">
     <w:name w:val="heading 1"/>
@@ -6211,7 +6720,7 @@
     <w:link w:val="Heading1Char"/>
     <w:uiPriority w:val="9"/>
     <w:qFormat/>
-    <w:rsid w:val="00194042"/>
+    <w:rsid w:val="00382E98"/>
     <w:pPr>
       <w:keepNext/>
       <w:keepLines/>
@@ -6233,7 +6742,7 @@
     <w:uiPriority w:val="9"/>
     <w:unhideWhenUsed/>
     <w:qFormat/>
-    <w:rsid w:val="00194042"/>
+    <w:rsid w:val="00382E98"/>
     <w:pPr>
       <w:keepNext/>
       <w:keepLines/>
@@ -6255,7 +6764,7 @@
     <w:uiPriority w:val="9"/>
     <w:unhideWhenUsed/>
     <w:qFormat/>
-    <w:rsid w:val="00194042"/>
+    <w:rsid w:val="00382E98"/>
     <w:pPr>
       <w:keepNext/>
       <w:keepLines/>
@@ -6277,7 +6786,7 @@
     <w:uiPriority w:val="9"/>
     <w:unhideWhenUsed/>
     <w:qFormat/>
-    <w:rsid w:val="00194042"/>
+    <w:rsid w:val="00382E98"/>
     <w:pPr>
       <w:keepNext/>
       <w:keepLines/>
@@ -6300,7 +6809,7 @@
     <w:semiHidden/>
     <w:unhideWhenUsed/>
     <w:qFormat/>
-    <w:rsid w:val="00194042"/>
+    <w:rsid w:val="00382E98"/>
     <w:pPr>
       <w:keepNext/>
       <w:keepLines/>
@@ -6321,11 +6830,11 @@
     <w:semiHidden/>
     <w:unhideWhenUsed/>
     <w:qFormat/>
-    <w:rsid w:val="00194042"/>
+    <w:rsid w:val="00382E98"/>
     <w:pPr>
       <w:keepNext/>
       <w:keepLines/>
-      <w:spacing w:before="40"/>
+      <w:spacing w:before="40" w:after="0"/>
       <w:outlineLvl w:val="5"/>
     </w:pPr>
     <w:rPr>
@@ -6344,11 +6853,11 @@
     <w:semiHidden/>
     <w:unhideWhenUsed/>
     <w:qFormat/>
-    <w:rsid w:val="00194042"/>
+    <w:rsid w:val="00382E98"/>
     <w:pPr>
       <w:keepNext/>
       <w:keepLines/>
-      <w:spacing w:before="40"/>
+      <w:spacing w:before="40" w:after="0"/>
       <w:outlineLvl w:val="6"/>
     </w:pPr>
     <w:rPr>
@@ -6365,10 +6874,11 @@
     <w:semiHidden/>
     <w:unhideWhenUsed/>
     <w:qFormat/>
-    <w:rsid w:val="00194042"/>
+    <w:rsid w:val="00382E98"/>
     <w:pPr>
       <w:keepNext/>
       <w:keepLines/>
+      <w:spacing w:after="0"/>
       <w:outlineLvl w:val="7"/>
     </w:pPr>
     <w:rPr>
@@ -6387,10 +6897,11 @@
     <w:semiHidden/>
     <w:unhideWhenUsed/>
     <w:qFormat/>
-    <w:rsid w:val="00194042"/>
+    <w:rsid w:val="00382E98"/>
     <w:pPr>
       <w:keepNext/>
       <w:keepLines/>
+      <w:spacing w:after="0"/>
       <w:outlineLvl w:val="8"/>
     </w:pPr>
     <w:rPr>
@@ -6430,7 +6941,7 @@
     <w:basedOn w:val="DefaultParagraphFont"/>
     <w:link w:val="Heading1"/>
     <w:uiPriority w:val="9"/>
-    <w:rsid w:val="00194042"/>
+    <w:rsid w:val="00382E98"/>
     <w:rPr>
       <w:rFonts w:asciiTheme="majorHAnsi" w:eastAsiaTheme="majorEastAsia" w:hAnsiTheme="majorHAnsi" w:cstheme="majorBidi"/>
       <w:color w:val="2F5496" w:themeColor="accent1" w:themeShade="BF"/>
@@ -6443,7 +6954,7 @@
     <w:basedOn w:val="DefaultParagraphFont"/>
     <w:link w:val="Heading2"/>
     <w:uiPriority w:val="9"/>
-    <w:rsid w:val="00194042"/>
+    <w:rsid w:val="00382E98"/>
     <w:rPr>
       <w:rFonts w:asciiTheme="majorHAnsi" w:eastAsiaTheme="majorEastAsia" w:hAnsiTheme="majorHAnsi" w:cstheme="majorBidi"/>
       <w:color w:val="2F5496" w:themeColor="accent1" w:themeShade="BF"/>
@@ -6456,7 +6967,7 @@
     <w:basedOn w:val="DefaultParagraphFont"/>
     <w:link w:val="Heading3"/>
     <w:uiPriority w:val="9"/>
-    <w:rsid w:val="00194042"/>
+    <w:rsid w:val="00382E98"/>
     <w:rPr>
       <w:rFonts w:eastAsiaTheme="majorEastAsia" w:cstheme="majorBidi"/>
       <w:color w:val="2F5496" w:themeColor="accent1" w:themeShade="BF"/>
@@ -6469,7 +6980,7 @@
     <w:basedOn w:val="DefaultParagraphFont"/>
     <w:link w:val="Heading4"/>
     <w:uiPriority w:val="9"/>
-    <w:rsid w:val="00194042"/>
+    <w:rsid w:val="00382E98"/>
     <w:rPr>
       <w:rFonts w:eastAsiaTheme="majorEastAsia" w:cstheme="majorBidi"/>
       <w:i/>
@@ -6483,7 +6994,7 @@
     <w:link w:val="Heading5"/>
     <w:uiPriority w:val="9"/>
     <w:semiHidden/>
-    <w:rsid w:val="00194042"/>
+    <w:rsid w:val="00382E98"/>
     <w:rPr>
       <w:rFonts w:eastAsiaTheme="majorEastAsia" w:cstheme="majorBidi"/>
       <w:color w:val="2F5496" w:themeColor="accent1" w:themeShade="BF"/>
@@ -6495,7 +7006,7 @@
     <w:link w:val="Heading6"/>
     <w:uiPriority w:val="9"/>
     <w:semiHidden/>
-    <w:rsid w:val="00194042"/>
+    <w:rsid w:val="00382E98"/>
     <w:rPr>
       <w:rFonts w:eastAsiaTheme="majorEastAsia" w:cstheme="majorBidi"/>
       <w:i/>
@@ -6509,7 +7020,7 @@
     <w:link w:val="Heading7"/>
     <w:uiPriority w:val="9"/>
     <w:semiHidden/>
-    <w:rsid w:val="00194042"/>
+    <w:rsid w:val="00382E98"/>
     <w:rPr>
       <w:rFonts w:eastAsiaTheme="majorEastAsia" w:cstheme="majorBidi"/>
       <w:color w:val="595959" w:themeColor="text1" w:themeTint="A6"/>
@@ -6521,7 +7032,7 @@
     <w:link w:val="Heading8"/>
     <w:uiPriority w:val="9"/>
     <w:semiHidden/>
-    <w:rsid w:val="00194042"/>
+    <w:rsid w:val="00382E98"/>
     <w:rPr>
       <w:rFonts w:eastAsiaTheme="majorEastAsia" w:cstheme="majorBidi"/>
       <w:i/>
@@ -6535,7 +7046,7 @@
     <w:link w:val="Heading9"/>
     <w:uiPriority w:val="9"/>
     <w:semiHidden/>
-    <w:rsid w:val="00194042"/>
+    <w:rsid w:val="00382E98"/>
     <w:rPr>
       <w:rFonts w:eastAsiaTheme="majorEastAsia" w:cstheme="majorBidi"/>
       <w:color w:val="272727" w:themeColor="text1" w:themeTint="D8"/>
@@ -6548,7 +7059,7 @@
     <w:link w:val="TitleChar"/>
     <w:uiPriority w:val="10"/>
     <w:qFormat/>
-    <w:rsid w:val="00194042"/>
+    <w:rsid w:val="00382E98"/>
     <w:pPr>
       <w:spacing w:after="80" w:line="240" w:lineRule="auto"/>
       <w:contextualSpacing/>
@@ -6566,7 +7077,7 @@
     <w:basedOn w:val="DefaultParagraphFont"/>
     <w:link w:val="Title"/>
     <w:uiPriority w:val="10"/>
-    <w:rsid w:val="00194042"/>
+    <w:rsid w:val="00382E98"/>
     <w:rPr>
       <w:rFonts w:asciiTheme="majorHAnsi" w:eastAsiaTheme="majorEastAsia" w:hAnsiTheme="majorHAnsi" w:cstheme="majorBidi"/>
       <w:spacing w:val="-10"/>
@@ -6582,7 +7093,7 @@
     <w:link w:val="SubtitleChar"/>
     <w:uiPriority w:val="11"/>
     <w:qFormat/>
-    <w:rsid w:val="00194042"/>
+    <w:rsid w:val="00382E98"/>
     <w:pPr>
       <w:numPr>
         <w:ilvl w:val="1"/>
@@ -6601,7 +7112,7 @@
     <w:basedOn w:val="DefaultParagraphFont"/>
     <w:link w:val="Subtitle"/>
     <w:uiPriority w:val="11"/>
-    <w:rsid w:val="00194042"/>
+    <w:rsid w:val="00382E98"/>
     <w:rPr>
       <w:rFonts w:eastAsiaTheme="majorEastAsia" w:cstheme="majorBidi"/>
       <w:color w:val="595959" w:themeColor="text1" w:themeTint="A6"/>
@@ -6617,7 +7128,7 @@
     <w:link w:val="QuoteChar"/>
     <w:uiPriority w:val="29"/>
     <w:qFormat/>
-    <w:rsid w:val="00194042"/>
+    <w:rsid w:val="00382E98"/>
     <w:pPr>
       <w:spacing w:before="160"/>
       <w:jc w:val="center"/>
@@ -6633,7 +7144,7 @@
     <w:basedOn w:val="DefaultParagraphFont"/>
     <w:link w:val="Quote"/>
     <w:uiPriority w:val="29"/>
-    <w:rsid w:val="00194042"/>
+    <w:rsid w:val="00382E98"/>
     <w:rPr>
       <w:i/>
       <w:iCs/>
@@ -6645,7 +7156,7 @@
     <w:basedOn w:val="Normal"/>
     <w:uiPriority w:val="34"/>
     <w:qFormat/>
-    <w:rsid w:val="00194042"/>
+    <w:rsid w:val="00382E98"/>
     <w:pPr>
       <w:ind w:left="720"/>
       <w:contextualSpacing/>
@@ -6656,7 +7167,7 @@
     <w:basedOn w:val="DefaultParagraphFont"/>
     <w:uiPriority w:val="21"/>
     <w:qFormat/>
-    <w:rsid w:val="00194042"/>
+    <w:rsid w:val="00382E98"/>
     <w:rPr>
       <w:i/>
       <w:iCs/>
@@ -6670,7 +7181,7 @@
     <w:link w:val="IntenseQuoteChar"/>
     <w:uiPriority w:val="30"/>
     <w:qFormat/>
-    <w:rsid w:val="00194042"/>
+    <w:rsid w:val="00382E98"/>
     <w:pPr>
       <w:pBdr>
         <w:top w:val="single" w:sz="4" w:space="10" w:color="2F5496" w:themeColor="accent1" w:themeShade="BF"/>
@@ -6691,7 +7202,7 @@
     <w:basedOn w:val="DefaultParagraphFont"/>
     <w:link w:val="IntenseQuote"/>
     <w:uiPriority w:val="30"/>
-    <w:rsid w:val="00194042"/>
+    <w:rsid w:val="00382E98"/>
     <w:rPr>
       <w:i/>
       <w:iCs/>
@@ -6703,7 +7214,7 @@
     <w:basedOn w:val="DefaultParagraphFont"/>
     <w:uiPriority w:val="32"/>
     <w:qFormat/>
-    <w:rsid w:val="00194042"/>
+    <w:rsid w:val="00382E98"/>
     <w:rPr>
       <w:b/>
       <w:bCs/>
